--- a/Tuan_04/BaoCao_Tuan04.docx
+++ b/Tuan_04/BaoCao_Tuan04.docx
@@ -48,7 +48,7 @@
         <w:tc>
           <w:tcPr>
             <w:tcW w:type="dxa" w:w="3249"/>
-            <w:shd w:val="clear" w:color="auto" w:fill="D9E2F3"/>
+            <w:shd w:val="clear" w:color="auto" w:fill="E7E6E6"/>
           </w:tcPr>
           <w:p>
             <w:r>
@@ -68,7 +68,7 @@
         <w:tc>
           <w:tcPr>
             <w:tcW w:type="dxa" w:w="3249"/>
-            <w:shd w:val="clear" w:color="auto" w:fill="D9E2F3"/>
+            <w:shd w:val="clear" w:color="auto" w:fill="E7E6E6"/>
           </w:tcPr>
           <w:p>
             <w:r>
@@ -88,7 +88,7 @@
         <w:tc>
           <w:tcPr>
             <w:tcW w:type="dxa" w:w="3249"/>
-            <w:shd w:val="clear" w:color="auto" w:fill="D9E2F3"/>
+            <w:shd w:val="clear" w:color="auto" w:fill="E7E6E6"/>
           </w:tcPr>
           <w:p>
             <w:r>
@@ -130,7 +130,7 @@
             <w:r>
               <w:rPr>
                 <w:rFonts w:ascii="Consolas" w:hAnsi="Consolas"/>
-                <w:color w:val="8B1A1A"/>
+                <w:color w:val="000000"/>
                 <w:sz w:val="20"/>
               </w:rPr>
               <w:t>src/mdl/spark_etl.py</w:t>
@@ -144,7 +144,7 @@
             <w:r>
               <w:rPr>
                 <w:rFonts w:ascii="Consolas" w:hAnsi="Consolas"/>
-                <w:color w:val="8B1A1A"/>
+                <w:color w:val="000000"/>
                 <w:sz w:val="20"/>
               </w:rPr>
               <w:t>source/source_version</w:t>
@@ -240,7 +240,7 @@
             <w:r>
               <w:rPr>
                 <w:rFonts w:ascii="Consolas" w:hAnsi="Consolas"/>
-                <w:color w:val="8B1A1A"/>
+                <w:color w:val="000000"/>
                 <w:sz w:val="20"/>
               </w:rPr>
               <w:t>tests/</w:t>
@@ -254,7 +254,7 @@
             <w:r>
               <w:rPr>
                 <w:rFonts w:ascii="Consolas" w:hAnsi="Consolas"/>
-                <w:color w:val="8B1A1A"/>
+                <w:color w:val="000000"/>
                 <w:sz w:val="20"/>
               </w:rPr>
               <w:t>results/raw/pytest_w4.txt</w:t>
@@ -349,7 +349,7 @@
       <w:r>
         <w:rPr>
           <w:rFonts w:ascii="Consolas" w:hAnsi="Consolas"/>
-          <w:color w:val="8B1A1A"/>
+          <w:color w:val="000000"/>
           <w:sz w:val="19"/>
         </w:rPr>
         <w:t>PERMISSIVE</w:t>
@@ -360,7 +360,7 @@
       <w:r>
         <w:rPr>
           <w:rFonts w:ascii="Consolas" w:hAnsi="Consolas"/>
-          <w:color w:val="8B1A1A"/>
+          <w:color w:val="000000"/>
           <w:sz w:val="19"/>
         </w:rPr>
         <w:t>_corrupt_record</w:t>
@@ -379,7 +379,7 @@
       <w:r>
         <w:rPr>
           <w:rFonts w:ascii="Consolas" w:hAnsi="Consolas"/>
-          <w:color w:val="8B1A1A"/>
+          <w:color w:val="000000"/>
           <w:sz w:val="19"/>
         </w:rPr>
         <w:t>math_record</w:t>
@@ -399,7 +399,7 @@
       <w:r>
         <w:rPr>
           <w:rFonts w:ascii="Consolas" w:hAnsi="Consolas"/>
-          <w:color w:val="8B1A1A"/>
+          <w:color w:val="000000"/>
           <w:sz w:val="19"/>
         </w:rPr>
         <w:t>sha1</w:t>
@@ -410,7 +410,7 @@
       <w:r>
         <w:rPr>
           <w:rFonts w:ascii="Consolas" w:hAnsi="Consolas"/>
-          <w:color w:val="8B1A1A"/>
+          <w:color w:val="000000"/>
           <w:sz w:val="19"/>
         </w:rPr>
         <w:t>regexp_count</w:t>
@@ -421,7 +421,7 @@
       <w:r>
         <w:rPr>
           <w:rFonts w:ascii="Consolas" w:hAnsi="Consolas"/>
-          <w:color w:val="8B1A1A"/>
+          <w:color w:val="000000"/>
           <w:sz w:val="19"/>
         </w:rPr>
         <w:t>regexp_extract</w:t>
@@ -432,7 +432,7 @@
       <w:r>
         <w:rPr>
           <w:rFonts w:ascii="Consolas" w:hAnsi="Consolas"/>
-          <w:color w:val="8B1A1A"/>
+          <w:color w:val="000000"/>
           <w:sz w:val="19"/>
         </w:rPr>
         <w:t>transform</w:t>
@@ -443,7 +443,7 @@
       <w:r>
         <w:rPr>
           <w:rFonts w:ascii="Consolas" w:hAnsi="Consolas"/>
-          <w:color w:val="8B1A1A"/>
+          <w:color w:val="000000"/>
           <w:sz w:val="19"/>
         </w:rPr>
         <w:t>array_distinct</w:t>
@@ -454,7 +454,7 @@
       <w:r>
         <w:rPr>
           <w:rFonts w:ascii="Consolas" w:hAnsi="Consolas"/>
-          <w:color w:val="8B1A1A"/>
+          <w:color w:val="000000"/>
           <w:sz w:val="19"/>
         </w:rPr>
         <w:t>flatten</w:t>
@@ -473,7 +473,7 @@
       <w:r>
         <w:rPr>
           <w:rFonts w:ascii="Consolas" w:hAnsi="Consolas"/>
-          <w:color w:val="8B1A1A"/>
+          <w:color w:val="000000"/>
           <w:sz w:val="19"/>
         </w:rPr>
         <w:t>row_number</w:t>
@@ -517,7 +517,7 @@
       <w:r>
         <w:rPr>
           <w:rFonts w:ascii="Consolas" w:hAnsi="Consolas"/>
-          <w:color w:val="8B1A1A"/>
+          <w:color w:val="000000"/>
           <w:sz w:val="19"/>
         </w:rPr>
         <w:t>partitionBy(source, source_version)</w:t>
@@ -557,7 +557,7 @@
         <w:tc>
           <w:tcPr>
             <w:tcW w:type="dxa" w:w="4873"/>
-            <w:shd w:val="clear" w:color="auto" w:fill="D9E2F3"/>
+            <w:shd w:val="clear" w:color="auto" w:fill="E7E6E6"/>
           </w:tcPr>
           <w:p>
             <w:r>
@@ -577,7 +577,7 @@
         <w:tc>
           <w:tcPr>
             <w:tcW w:type="dxa" w:w="4873"/>
-            <w:shd w:val="clear" w:color="auto" w:fill="D9E2F3"/>
+            <w:shd w:val="clear" w:color="auto" w:fill="E7E6E6"/>
           </w:tcPr>
           <w:p>
             <w:r>
@@ -625,7 +625,7 @@
             <w:r>
               <w:rPr>
                 <w:rFonts w:ascii="Consolas" w:hAnsi="Consolas"/>
-                <w:color w:val="8B1A1A"/>
+                <w:color w:val="000000"/>
                 <w:sz w:val="20"/>
               </w:rPr>
               <w:t>schema.py</w:t>
@@ -639,7 +639,7 @@
             <w:r>
               <w:rPr>
                 <w:rFonts w:ascii="Consolas" w:hAnsi="Consolas"/>
-                <w:color w:val="8B1A1A"/>
+                <w:color w:val="000000"/>
                 <w:sz w:val="20"/>
               </w:rPr>
               <w:t>record_id</w:t>
@@ -677,7 +677,7 @@
             <w:r>
               <w:rPr>
                 <w:rFonts w:ascii="Consolas" w:hAnsi="Consolas"/>
-                <w:color w:val="8B1A1A"/>
+                <w:color w:val="000000"/>
                 <w:sz w:val="20"/>
               </w:rPr>
               <w:t>formal_language</w:t>
@@ -772,7 +772,7 @@
       <w:r>
         <w:rPr>
           <w:rFonts w:ascii="Consolas" w:hAnsi="Consolas"/>
-          <w:color w:val="8B1A1A"/>
+          <w:color w:val="000000"/>
           <w:sz w:val="19"/>
         </w:rPr>
         <w:t>results/raw/parity_full.json</w:t>
@@ -808,7 +808,7 @@
       <w:r>
         <w:rPr>
           <w:rFonts w:ascii="Consolas" w:hAnsi="Consolas"/>
-          <w:color w:val="8B1A1A"/>
+          <w:color w:val="000000"/>
           <w:sz w:val="19"/>
         </w:rPr>
         <w:t>()[]{}</w:t>
@@ -819,7 +819,7 @@
       <w:r>
         <w:rPr>
           <w:rFonts w:ascii="Consolas" w:hAnsi="Consolas"/>
-          <w:color w:val="8B1A1A"/>
+          <w:color w:val="000000"/>
           <w:sz w:val="19"/>
         </w:rPr>
         <w:t>:=</w:t>
@@ -839,7 +839,7 @@
       <w:r>
         <w:rPr>
           <w:rFonts w:ascii="Consolas" w:hAnsi="Consolas"/>
-          <w:color w:val="8B1A1A"/>
+          <w:color w:val="000000"/>
           <w:sz w:val="19"/>
         </w:rPr>
         <w:t>@[to_additive (attr := simp)]</w:t>
@@ -850,7 +850,7 @@
       <w:r>
         <w:rPr>
           <w:rFonts w:ascii="Consolas" w:hAnsi="Consolas"/>
-          <w:color w:val="8B1A1A"/>
+          <w:color w:val="000000"/>
           <w:sz w:val="19"/>
         </w:rPr>
         <w:t>:=</w:t>
@@ -869,7 +869,7 @@
       <w:r>
         <w:rPr>
           <w:rFonts w:ascii="Consolas" w:hAnsi="Consolas"/>
-          <w:color w:val="8B1A1A"/>
+          <w:color w:val="000000"/>
           <w:sz w:val="19"/>
         </w:rPr>
         <w:t>:=</w:t>
@@ -906,7 +906,7 @@
       <w:r>
         <w:rPr>
           <w:rFonts w:ascii="Consolas" w:hAnsi="Consolas"/>
-          <w:color w:val="8B1A1A"/>
+          <w:color w:val="000000"/>
           <w:sz w:val="19"/>
         </w:rPr>
         <w:t>:=</w:t>
@@ -934,7 +934,7 @@
       <w:r>
         <w:rPr>
           <w:rFonts w:ascii="Consolas" w:hAnsi="Consolas"/>
-          <w:color w:val="8B1A1A"/>
+          <w:color w:val="000000"/>
           <w:sz w:val="19"/>
         </w:rPr>
         <w:t>results/tables/spark_v02_vs_v03.csv</w:t>
@@ -965,7 +965,7 @@
         <w:tc>
           <w:tcPr>
             <w:tcW w:type="dxa" w:w="4873"/>
-            <w:shd w:val="clear" w:color="auto" w:fill="D9E2F3"/>
+            <w:shd w:val="clear" w:color="auto" w:fill="E7E6E6"/>
           </w:tcPr>
           <w:p>
             <w:r>
@@ -985,7 +985,7 @@
         <w:tc>
           <w:tcPr>
             <w:tcW w:type="dxa" w:w="4873"/>
-            <w:shd w:val="clear" w:color="auto" w:fill="D9E2F3"/>
+            <w:shd w:val="clear" w:color="auto" w:fill="E7E6E6"/>
           </w:tcPr>
           <w:p>
             <w:r>
@@ -1123,7 +1123,7 @@
             <w:r>
               <w:rPr>
                 <w:rFonts w:ascii="Consolas" w:hAnsi="Consolas"/>
-                <w:color w:val="8B1A1A"/>
+                <w:color w:val="000000"/>
                 <w:sz w:val="20"/>
               </w:rPr>
               <w:t>full_name = null</w:t>
@@ -1279,7 +1279,7 @@
       <w:r>
         <w:rPr>
           <w:rFonts w:ascii="Consolas" w:hAnsi="Consolas"/>
-          <w:color w:val="8B1A1A"/>
+          <w:color w:val="000000"/>
           <w:sz w:val="19"/>
         </w:rPr>
         <w:t>local[4]</w:t>
@@ -1306,7 +1306,7 @@
         <w:tc>
           <w:tcPr>
             <w:tcW w:type="dxa" w:w="1624"/>
-            <w:shd w:val="clear" w:color="auto" w:fill="D9E2F3"/>
+            <w:shd w:val="clear" w:color="auto" w:fill="E7E6E6"/>
           </w:tcPr>
           <w:p>
             <w:r>
@@ -1326,7 +1326,7 @@
         <w:tc>
           <w:tcPr>
             <w:tcW w:type="dxa" w:w="1624"/>
-            <w:shd w:val="clear" w:color="auto" w:fill="D9E2F3"/>
+            <w:shd w:val="clear" w:color="auto" w:fill="E7E6E6"/>
           </w:tcPr>
           <w:p>
             <w:r>
@@ -1346,7 +1346,7 @@
         <w:tc>
           <w:tcPr>
             <w:tcW w:type="dxa" w:w="1624"/>
-            <w:shd w:val="clear" w:color="auto" w:fill="D9E2F3"/>
+            <w:shd w:val="clear" w:color="auto" w:fill="E7E6E6"/>
           </w:tcPr>
           <w:p>
             <w:r>
@@ -1366,7 +1366,7 @@
         <w:tc>
           <w:tcPr>
             <w:tcW w:type="dxa" w:w="1624"/>
-            <w:shd w:val="clear" w:color="auto" w:fill="D9E2F3"/>
+            <w:shd w:val="clear" w:color="auto" w:fill="E7E6E6"/>
           </w:tcPr>
           <w:p>
             <w:r>
@@ -1386,7 +1386,7 @@
         <w:tc>
           <w:tcPr>
             <w:tcW w:type="dxa" w:w="1624"/>
-            <w:shd w:val="clear" w:color="auto" w:fill="D9E2F3"/>
+            <w:shd w:val="clear" w:color="auto" w:fill="E7E6E6"/>
           </w:tcPr>
           <w:p>
             <w:r>
@@ -1406,7 +1406,7 @@
         <w:tc>
           <w:tcPr>
             <w:tcW w:type="dxa" w:w="1624"/>
-            <w:shd w:val="clear" w:color="auto" w:fill="D9E2F3"/>
+            <w:shd w:val="clear" w:color="auto" w:fill="E7E6E6"/>
           </w:tcPr>
           <w:p>
             <w:r>
@@ -1959,7 +1959,7 @@
       <w:r>
         <w:rPr>
           <w:rFonts w:ascii="Consolas" w:hAnsi="Consolas"/>
-          <w:color w:val="8B1A1A"/>
+          <w:color w:val="000000"/>
           <w:sz w:val="19"/>
         </w:rPr>
         <w:t>source/source_version</w:t>
@@ -1970,7 +1970,7 @@
       <w:r>
         <w:rPr>
           <w:rFonts w:ascii="Consolas" w:hAnsi="Consolas"/>
-          <w:color w:val="8B1A1A"/>
+          <w:color w:val="000000"/>
           <w:sz w:val="19"/>
         </w:rPr>
         <w:t>subset</w:t>
@@ -2354,6 +2354,7 @@
     <w:rsid w:val="00FC693F"/>
     <w:rPr>
       <w:rFonts w:ascii="Times New Roman" w:hAnsi="Times New Roman" w:eastAsia="Times New Roman"/>
+      <w:color w:val="000000"/>
       <w:sz w:val="24"/>
     </w:rPr>
   </w:style>
@@ -2419,7 +2420,7 @@
       <w:rFonts w:ascii="Times New Roman" w:hAnsi="Times New Roman" w:eastAsia="Times New Roman" w:cs="Times New Roman"/>
       <w:b/>
       <w:bCs/>
-      <w:color w:val="1F3A68"/>
+      <w:color w:val="000000"/>
       <w:sz w:val="28"/>
       <w:szCs w:val="28"/>
     </w:rPr>
@@ -2443,7 +2444,7 @@
       <w:rFonts w:ascii="Times New Roman" w:hAnsi="Times New Roman" w:eastAsia="Times New Roman" w:cs="Times New Roman"/>
       <w:b/>
       <w:bCs/>
-      <w:color w:val="1F3A68"/>
+      <w:color w:val="000000"/>
       <w:sz w:val="26"/>
       <w:szCs w:val="26"/>
     </w:rPr>
@@ -2467,7 +2468,7 @@
       <w:rFonts w:ascii="Times New Roman" w:hAnsi="Times New Roman" w:eastAsia="Times New Roman" w:cs="Times New Roman"/>
       <w:b/>
       <w:bCs/>
-      <w:color w:val="1F3A68"/>
+      <w:color w:val="000000"/>
     </w:rPr>
   </w:style>
   <w:style w:type="paragraph" w:styleId="Heading4">
@@ -2492,7 +2493,7 @@
       <w:bCs/>
       <w:i/>
       <w:iCs/>
-      <w:color w:val="1F3A68"/>
+      <w:color w:val="000000"/>
     </w:rPr>
   </w:style>
   <w:style w:type="paragraph" w:styleId="Heading5">
@@ -2513,7 +2514,7 @@
     </w:pPr>
     <w:rPr>
       <w:rFonts w:asciiTheme="majorHAnsi" w:eastAsiaTheme="majorEastAsia" w:hAnsiTheme="majorHAnsi" w:cstheme="majorBidi"/>
-      <w:color w:val="243F60" w:themeColor="accent1" w:themeShade="7F"/>
+      <w:color w:val="000000"/>
     </w:rPr>
   </w:style>
   <w:style w:type="paragraph" w:styleId="Heading6">
@@ -2536,7 +2537,7 @@
       <w:rFonts w:asciiTheme="majorHAnsi" w:eastAsiaTheme="majorEastAsia" w:hAnsiTheme="majorHAnsi" w:cstheme="majorBidi"/>
       <w:i/>
       <w:iCs/>
-      <w:color w:val="243F60" w:themeColor="accent1" w:themeShade="7F"/>
+      <w:color w:val="000000"/>
     </w:rPr>
   </w:style>
   <w:style w:type="paragraph" w:styleId="Heading7">
@@ -2559,7 +2560,7 @@
       <w:rFonts w:asciiTheme="majorHAnsi" w:eastAsiaTheme="majorEastAsia" w:hAnsiTheme="majorHAnsi" w:cstheme="majorBidi"/>
       <w:i/>
       <w:iCs/>
-      <w:color w:val="404040" w:themeColor="text1" w:themeTint="BF"/>
+      <w:color w:val="000000"/>
     </w:rPr>
   </w:style>
   <w:style w:type="paragraph" w:styleId="Heading8">
@@ -2580,7 +2581,7 @@
     </w:pPr>
     <w:rPr>
       <w:rFonts w:asciiTheme="majorHAnsi" w:eastAsiaTheme="majorEastAsia" w:hAnsiTheme="majorHAnsi" w:cstheme="majorBidi"/>
-      <w:color w:val="4F81BD" w:themeColor="accent1"/>
+      <w:color w:val="000000"/>
       <w:sz w:val="20"/>
       <w:szCs w:val="20"/>
     </w:rPr>
@@ -2605,7 +2606,7 @@
       <w:rFonts w:asciiTheme="majorHAnsi" w:eastAsiaTheme="majorEastAsia" w:hAnsiTheme="majorHAnsi" w:cstheme="majorBidi"/>
       <w:i/>
       <w:iCs/>
-      <w:color w:val="404040" w:themeColor="text1" w:themeTint="BF"/>
+      <w:color w:val="000000"/>
       <w:sz w:val="20"/>
       <w:szCs w:val="20"/>
     </w:rPr>
@@ -2656,7 +2657,7 @@
       <w:rFonts w:asciiTheme="majorHAnsi" w:eastAsiaTheme="majorEastAsia" w:hAnsiTheme="majorHAnsi" w:cstheme="majorBidi"/>
       <w:b/>
       <w:bCs/>
-      <w:color w:val="365F91" w:themeColor="accent1" w:themeShade="BF"/>
+      <w:color w:val="000000"/>
       <w:sz w:val="28"/>
       <w:szCs w:val="28"/>
     </w:rPr>
@@ -2671,7 +2672,7 @@
       <w:rFonts w:asciiTheme="majorHAnsi" w:eastAsiaTheme="majorEastAsia" w:hAnsiTheme="majorHAnsi" w:cstheme="majorBidi"/>
       <w:b/>
       <w:bCs/>
-      <w:color w:val="4F81BD" w:themeColor="accent1"/>
+      <w:color w:val="000000"/>
       <w:sz w:val="26"/>
       <w:szCs w:val="26"/>
     </w:rPr>
@@ -2686,7 +2687,7 @@
       <w:rFonts w:asciiTheme="majorHAnsi" w:eastAsiaTheme="majorEastAsia" w:hAnsiTheme="majorHAnsi" w:cstheme="majorBidi"/>
       <w:b/>
       <w:bCs/>
-      <w:color w:val="4F81BD" w:themeColor="accent1"/>
+      <w:color w:val="000000"/>
     </w:rPr>
   </w:style>
   <w:style w:type="paragraph" w:styleId="Title">
@@ -2706,7 +2707,7 @@
     </w:pPr>
     <w:rPr>
       <w:rFonts w:ascii="Times New Roman" w:hAnsi="Times New Roman" w:eastAsia="Times New Roman" w:cs="Times New Roman"/>
-      <w:color w:val="1F3A68"/>
+      <w:color w:val="000000"/>
       <w:spacing w:val="5"/>
       <w:kern w:val="28"/>
       <w:sz w:val="52"/>
@@ -2721,7 +2722,7 @@
     <w:rsid w:val="00FC693F"/>
     <w:rPr>
       <w:rFonts w:asciiTheme="majorHAnsi" w:eastAsiaTheme="majorEastAsia" w:hAnsiTheme="majorHAnsi" w:cstheme="majorBidi"/>
-      <w:color w:val="17365D" w:themeColor="text2" w:themeShade="BF"/>
+      <w:color w:val="000000"/>
       <w:spacing w:val="5"/>
       <w:kern w:val="28"/>
       <w:sz w:val="52"/>
@@ -2745,7 +2746,7 @@
       <w:rFonts w:asciiTheme="majorHAnsi" w:eastAsiaTheme="majorEastAsia" w:hAnsiTheme="majorHAnsi" w:cstheme="majorBidi"/>
       <w:i/>
       <w:iCs/>
-      <w:color w:val="4F81BD" w:themeColor="accent1"/>
+      <w:color w:val="000000"/>
       <w:spacing w:val="15"/>
       <w:sz w:val="24"/>
       <w:szCs w:val="24"/>
@@ -2761,7 +2762,7 @@
       <w:rFonts w:asciiTheme="majorHAnsi" w:eastAsiaTheme="majorEastAsia" w:hAnsiTheme="majorHAnsi" w:cstheme="majorBidi"/>
       <w:i/>
       <w:iCs/>
-      <w:color w:val="4F81BD" w:themeColor="accent1"/>
+      <w:color w:val="000000"/>
       <w:spacing w:val="15"/>
       <w:sz w:val="24"/>
       <w:szCs w:val="24"/>
@@ -3033,7 +3034,7 @@
     <w:rPr>
       <w:i/>
       <w:iCs/>
-      <w:color w:val="000000" w:themeColor="text1"/>
+      <w:color w:val="000000"/>
     </w:rPr>
   </w:style>
   <w:style w:type="character" w:customStyle="1" w:styleId="QuoteChar">
@@ -3045,7 +3046,7 @@
     <w:rPr>
       <w:i/>
       <w:iCs/>
-      <w:color w:val="000000" w:themeColor="text1"/>
+      <w:color w:val="000000"/>
     </w:rPr>
   </w:style>
   <w:style w:type="character" w:customStyle="1" w:styleId="Heading4Char">
@@ -3061,7 +3062,7 @@
       <w:bCs/>
       <w:i/>
       <w:iCs/>
-      <w:color w:val="4F81BD" w:themeColor="accent1"/>
+      <w:color w:val="000000"/>
     </w:rPr>
   </w:style>
   <w:style w:type="character" w:customStyle="1" w:styleId="Heading5Char">
@@ -3073,7 +3074,7 @@
     <w:rsid w:val="00FC693F"/>
     <w:rPr>
       <w:rFonts w:asciiTheme="majorHAnsi" w:eastAsiaTheme="majorEastAsia" w:hAnsiTheme="majorHAnsi" w:cstheme="majorBidi"/>
-      <w:color w:val="243F60" w:themeColor="accent1" w:themeShade="7F"/>
+      <w:color w:val="000000"/>
     </w:rPr>
   </w:style>
   <w:style w:type="character" w:customStyle="1" w:styleId="Heading6Char">
@@ -3087,7 +3088,7 @@
       <w:rFonts w:asciiTheme="majorHAnsi" w:eastAsiaTheme="majorEastAsia" w:hAnsiTheme="majorHAnsi" w:cstheme="majorBidi"/>
       <w:i/>
       <w:iCs/>
-      <w:color w:val="243F60" w:themeColor="accent1" w:themeShade="7F"/>
+      <w:color w:val="000000"/>
     </w:rPr>
   </w:style>
   <w:style w:type="character" w:customStyle="1" w:styleId="Heading7Char">
@@ -3101,7 +3102,7 @@
       <w:rFonts w:asciiTheme="majorHAnsi" w:eastAsiaTheme="majorEastAsia" w:hAnsiTheme="majorHAnsi" w:cstheme="majorBidi"/>
       <w:i/>
       <w:iCs/>
-      <w:color w:val="404040" w:themeColor="text1" w:themeTint="BF"/>
+      <w:color w:val="000000"/>
     </w:rPr>
   </w:style>
   <w:style w:type="character" w:customStyle="1" w:styleId="Heading8Char">
@@ -3113,7 +3114,7 @@
     <w:rsid w:val="00FC693F"/>
     <w:rPr>
       <w:rFonts w:asciiTheme="majorHAnsi" w:eastAsiaTheme="majorEastAsia" w:hAnsiTheme="majorHAnsi" w:cstheme="majorBidi"/>
-      <w:color w:val="4F81BD" w:themeColor="accent1"/>
+      <w:color w:val="000000"/>
       <w:sz w:val="20"/>
       <w:szCs w:val="20"/>
     </w:rPr>
@@ -3129,7 +3130,7 @@
       <w:rFonts w:asciiTheme="majorHAnsi" w:eastAsiaTheme="majorEastAsia" w:hAnsiTheme="majorHAnsi" w:cstheme="majorBidi"/>
       <w:i/>
       <w:iCs/>
-      <w:color w:val="404040" w:themeColor="text1" w:themeTint="BF"/>
+      <w:color w:val="000000"/>
       <w:sz w:val="20"/>
       <w:szCs w:val="20"/>
     </w:rPr>
@@ -3149,7 +3150,7 @@
     <w:rPr>
       <w:b/>
       <w:bCs/>
-      <w:color w:val="4F81BD" w:themeColor="accent1"/>
+      <w:color w:val="000000"/>
       <w:sz w:val="18"/>
       <w:szCs w:val="18"/>
     </w:rPr>
@@ -3196,7 +3197,7 @@
       <w:bCs/>
       <w:i/>
       <w:iCs/>
-      <w:color w:val="4F81BD" w:themeColor="accent1"/>
+      <w:color w:val="000000"/>
     </w:rPr>
   </w:style>
   <w:style w:type="character" w:customStyle="1" w:styleId="IntenseQuoteChar">
@@ -3210,7 +3211,7 @@
       <w:bCs/>
       <w:i/>
       <w:iCs/>
-      <w:color w:val="4F81BD" w:themeColor="accent1"/>
+      <w:color w:val="000000"/>
     </w:rPr>
   </w:style>
   <w:style w:type="character" w:styleId="SubtleEmphasis">
@@ -3222,7 +3223,7 @@
     <w:rPr>
       <w:i/>
       <w:iCs/>
-      <w:color w:val="808080" w:themeColor="text1" w:themeTint="7F"/>
+      <w:color w:val="000000"/>
     </w:rPr>
   </w:style>
   <w:style w:type="character" w:styleId="IntenseEmphasis">
@@ -3236,7 +3237,7 @@
       <w:bCs/>
       <w:i/>
       <w:iCs/>
-      <w:color w:val="4F81BD" w:themeColor="accent1"/>
+      <w:color w:val="000000"/>
     </w:rPr>
   </w:style>
   <w:style w:type="character" w:styleId="SubtleReference">
@@ -3247,7 +3248,7 @@
     <w:rsid w:val="00FC693F"/>
     <w:rPr>
       <w:smallCaps/>
-      <w:color w:val="C0504D" w:themeColor="accent2"/>
+      <w:color w:val="000000"/>
       <w:u w:val="single"/>
     </w:rPr>
   </w:style>
@@ -3261,7 +3262,7 @@
       <w:b/>
       <w:bCs/>
       <w:smallCaps/>
-      <w:color w:val="C0504D" w:themeColor="accent2"/>
+      <w:color w:val="000000"/>
       <w:spacing w:val="5"/>
       <w:u w:val="single"/>
     </w:rPr>
@@ -3327,7 +3328,7 @@
       <w:spacing w:after="0" w:line="240" w:lineRule="auto"/>
     </w:pPr>
     <w:rPr>
-      <w:color w:val="000000" w:themeColor="text1" w:themeShade="BF"/>
+      <w:color w:val="000000"/>
     </w:rPr>
     <w:tblPr>
       <w:tblStyleRowBandSize w:val="1"/>
@@ -3430,7 +3431,7 @@
       <w:spacing w:after="0" w:line="240" w:lineRule="auto"/>
     </w:pPr>
     <w:rPr>
-      <w:color w:val="365F91" w:themeColor="accent1" w:themeShade="BF"/>
+      <w:color w:val="000000"/>
     </w:rPr>
     <w:tblPr>
       <w:tblStyleRowBandSize w:val="1"/>
@@ -3533,7 +3534,7 @@
       <w:spacing w:after="0" w:line="240" w:lineRule="auto"/>
     </w:pPr>
     <w:rPr>
-      <w:color w:val="943634" w:themeColor="accent2" w:themeShade="BF"/>
+      <w:color w:val="000000"/>
     </w:rPr>
     <w:tblPr>
       <w:tblStyleRowBandSize w:val="1"/>
@@ -3636,7 +3637,7 @@
       <w:spacing w:after="0" w:line="240" w:lineRule="auto"/>
     </w:pPr>
     <w:rPr>
-      <w:color w:val="76923C" w:themeColor="accent3" w:themeShade="BF"/>
+      <w:color w:val="000000"/>
     </w:rPr>
     <w:tblPr>
       <w:tblStyleRowBandSize w:val="1"/>
@@ -3739,7 +3740,7 @@
       <w:spacing w:after="0" w:line="240" w:lineRule="auto"/>
     </w:pPr>
     <w:rPr>
-      <w:color w:val="5F497A" w:themeColor="accent4" w:themeShade="BF"/>
+      <w:color w:val="000000"/>
     </w:rPr>
     <w:tblPr>
       <w:tblStyleRowBandSize w:val="1"/>
@@ -3842,7 +3843,7 @@
       <w:spacing w:after="0" w:line="240" w:lineRule="auto"/>
     </w:pPr>
     <w:rPr>
-      <w:color w:val="31849B" w:themeColor="accent5" w:themeShade="BF"/>
+      <w:color w:val="000000"/>
     </w:rPr>
     <w:tblPr>
       <w:tblStyleRowBandSize w:val="1"/>
@@ -3945,7 +3946,7 @@
       <w:spacing w:after="0" w:line="240" w:lineRule="auto"/>
     </w:pPr>
     <w:rPr>
-      <w:color w:val="E36C0A" w:themeColor="accent6" w:themeShade="BF"/>
+      <w:color w:val="000000"/>
     </w:rPr>
     <w:tblPr>
       <w:tblStyleRowBandSize w:val="1"/>
@@ -4071,7 +4072,7 @@
       <w:rPr>
         <w:b/>
         <w:bCs/>
-        <w:color w:val="FFFFFF" w:themeColor="background1"/>
+        <w:color w:val="000000"/>
       </w:rPr>
       <w:tblPr/>
       <w:tcPr>
@@ -4163,7 +4164,7 @@
       <w:rPr>
         <w:b/>
         <w:bCs/>
-        <w:color w:val="FFFFFF" w:themeColor="background1"/>
+        <w:color w:val="000000"/>
       </w:rPr>
       <w:tblPr/>
       <w:tcPr>
@@ -4255,7 +4256,7 @@
       <w:rPr>
         <w:b/>
         <w:bCs/>
-        <w:color w:val="FFFFFF" w:themeColor="background1"/>
+        <w:color w:val="000000"/>
       </w:rPr>
       <w:tblPr/>
       <w:tcPr>
@@ -4347,7 +4348,7 @@
       <w:rPr>
         <w:b/>
         <w:bCs/>
-        <w:color w:val="FFFFFF" w:themeColor="background1"/>
+        <w:color w:val="000000"/>
       </w:rPr>
       <w:tblPr/>
       <w:tcPr>
@@ -4439,7 +4440,7 @@
       <w:rPr>
         <w:b/>
         <w:bCs/>
-        <w:color w:val="FFFFFF" w:themeColor="background1"/>
+        <w:color w:val="000000"/>
       </w:rPr>
       <w:tblPr/>
       <w:tcPr>
@@ -4531,7 +4532,7 @@
       <w:rPr>
         <w:b/>
         <w:bCs/>
-        <w:color w:val="FFFFFF" w:themeColor="background1"/>
+        <w:color w:val="000000"/>
       </w:rPr>
       <w:tblPr/>
       <w:tcPr>
@@ -4623,7 +4624,7 @@
       <w:rPr>
         <w:b/>
         <w:bCs/>
-        <w:color w:val="FFFFFF" w:themeColor="background1"/>
+        <w:color w:val="000000"/>
       </w:rPr>
       <w:tblPr/>
       <w:tcPr>
@@ -5626,7 +5627,7 @@
       <w:rPr>
         <w:b/>
         <w:bCs/>
-        <w:color w:val="FFFFFF" w:themeColor="background1"/>
+        <w:color w:val="000000"/>
       </w:rPr>
       <w:tblPr/>
       <w:tcPr>
@@ -5732,7 +5733,7 @@
       <w:rPr>
         <w:b/>
         <w:bCs/>
-        <w:color w:val="FFFFFF" w:themeColor="background1"/>
+        <w:color w:val="000000"/>
       </w:rPr>
       <w:tblPr/>
       <w:tcPr>
@@ -5838,7 +5839,7 @@
       <w:rPr>
         <w:b/>
         <w:bCs/>
-        <w:color w:val="FFFFFF" w:themeColor="background1"/>
+        <w:color w:val="000000"/>
       </w:rPr>
       <w:tblPr/>
       <w:tcPr>
@@ -5944,7 +5945,7 @@
       <w:rPr>
         <w:b/>
         <w:bCs/>
-        <w:color w:val="FFFFFF" w:themeColor="background1"/>
+        <w:color w:val="000000"/>
       </w:rPr>
       <w:tblPr/>
       <w:tcPr>
@@ -6050,7 +6051,7 @@
       <w:rPr>
         <w:b/>
         <w:bCs/>
-        <w:color w:val="FFFFFF" w:themeColor="background1"/>
+        <w:color w:val="000000"/>
       </w:rPr>
       <w:tblPr/>
       <w:tcPr>
@@ -6156,7 +6157,7 @@
       <w:rPr>
         <w:b/>
         <w:bCs/>
-        <w:color w:val="FFFFFF" w:themeColor="background1"/>
+        <w:color w:val="000000"/>
       </w:rPr>
       <w:tblPr/>
       <w:tcPr>
@@ -6262,7 +6263,7 @@
       <w:rPr>
         <w:b/>
         <w:bCs/>
-        <w:color w:val="FFFFFF" w:themeColor="background1"/>
+        <w:color w:val="000000"/>
       </w:rPr>
       <w:tblPr/>
       <w:tcPr>
@@ -6365,7 +6366,7 @@
       <w:rPr>
         <w:b/>
         <w:bCs/>
-        <w:color w:val="FFFFFF" w:themeColor="background1"/>
+        <w:color w:val="000000"/>
       </w:rPr>
       <w:tblPr/>
       <w:tcPr>
@@ -6385,7 +6386,7 @@
         <w:spacing w:before="0" w:after="0" w:line="240" w:lineRule="auto"/>
       </w:pPr>
       <w:rPr>
-        <w:color w:val="auto"/>
+        <w:color w:val="000000"/>
       </w:rPr>
       <w:tblPr/>
       <w:tcPr>
@@ -6404,7 +6405,7 @@
       <w:rPr>
         <w:b/>
         <w:bCs/>
-        <w:color w:val="FFFFFF" w:themeColor="background1"/>
+        <w:color w:val="000000"/>
       </w:rPr>
       <w:tblPr/>
       <w:tcPr>
@@ -6423,7 +6424,7 @@
       <w:rPr>
         <w:b/>
         <w:bCs/>
-        <w:color w:val="FFFFFF" w:themeColor="background1"/>
+        <w:color w:val="000000"/>
       </w:rPr>
       <w:tblPr/>
       <w:tcPr>
@@ -6469,7 +6470,7 @@
     </w:tblStylePr>
     <w:tblStylePr w:type="nwCell">
       <w:rPr>
-        <w:color w:val="FFFFFF" w:themeColor="background1"/>
+        <w:color w:val="000000"/>
       </w:rPr>
       <w:tblPr/>
       <w:tcPr>
@@ -6514,7 +6515,7 @@
       <w:rPr>
         <w:b/>
         <w:bCs/>
-        <w:color w:val="FFFFFF" w:themeColor="background1"/>
+        <w:color w:val="000000"/>
       </w:rPr>
       <w:tblPr/>
       <w:tcPr>
@@ -6534,7 +6535,7 @@
         <w:spacing w:before="0" w:after="0" w:line="240" w:lineRule="auto"/>
       </w:pPr>
       <w:rPr>
-        <w:color w:val="auto"/>
+        <w:color w:val="000000"/>
       </w:rPr>
       <w:tblPr/>
       <w:tcPr>
@@ -6553,7 +6554,7 @@
       <w:rPr>
         <w:b/>
         <w:bCs/>
-        <w:color w:val="FFFFFF" w:themeColor="background1"/>
+        <w:color w:val="000000"/>
       </w:rPr>
       <w:tblPr/>
       <w:tcPr>
@@ -6572,7 +6573,7 @@
       <w:rPr>
         <w:b/>
         <w:bCs/>
-        <w:color w:val="FFFFFF" w:themeColor="background1"/>
+        <w:color w:val="000000"/>
       </w:rPr>
       <w:tblPr/>
       <w:tcPr>
@@ -6618,7 +6619,7 @@
     </w:tblStylePr>
     <w:tblStylePr w:type="nwCell">
       <w:rPr>
-        <w:color w:val="FFFFFF" w:themeColor="background1"/>
+        <w:color w:val="000000"/>
       </w:rPr>
       <w:tblPr/>
       <w:tcPr>
@@ -6663,7 +6664,7 @@
       <w:rPr>
         <w:b/>
         <w:bCs/>
-        <w:color w:val="FFFFFF" w:themeColor="background1"/>
+        <w:color w:val="000000"/>
       </w:rPr>
       <w:tblPr/>
       <w:tcPr>
@@ -6683,7 +6684,7 @@
         <w:spacing w:before="0" w:after="0" w:line="240" w:lineRule="auto"/>
       </w:pPr>
       <w:rPr>
-        <w:color w:val="auto"/>
+        <w:color w:val="000000"/>
       </w:rPr>
       <w:tblPr/>
       <w:tcPr>
@@ -6702,7 +6703,7 @@
       <w:rPr>
         <w:b/>
         <w:bCs/>
-        <w:color w:val="FFFFFF" w:themeColor="background1"/>
+        <w:color w:val="000000"/>
       </w:rPr>
       <w:tblPr/>
       <w:tcPr>
@@ -6721,7 +6722,7 @@
       <w:rPr>
         <w:b/>
         <w:bCs/>
-        <w:color w:val="FFFFFF" w:themeColor="background1"/>
+        <w:color w:val="000000"/>
       </w:rPr>
       <w:tblPr/>
       <w:tcPr>
@@ -6767,7 +6768,7 @@
     </w:tblStylePr>
     <w:tblStylePr w:type="nwCell">
       <w:rPr>
-        <w:color w:val="FFFFFF" w:themeColor="background1"/>
+        <w:color w:val="000000"/>
       </w:rPr>
       <w:tblPr/>
       <w:tcPr>
@@ -6812,7 +6813,7 @@
       <w:rPr>
         <w:b/>
         <w:bCs/>
-        <w:color w:val="FFFFFF" w:themeColor="background1"/>
+        <w:color w:val="000000"/>
       </w:rPr>
       <w:tblPr/>
       <w:tcPr>
@@ -6832,7 +6833,7 @@
         <w:spacing w:before="0" w:after="0" w:line="240" w:lineRule="auto"/>
       </w:pPr>
       <w:rPr>
-        <w:color w:val="auto"/>
+        <w:color w:val="000000"/>
       </w:rPr>
       <w:tblPr/>
       <w:tcPr>
@@ -6851,7 +6852,7 @@
       <w:rPr>
         <w:b/>
         <w:bCs/>
-        <w:color w:val="FFFFFF" w:themeColor="background1"/>
+        <w:color w:val="000000"/>
       </w:rPr>
       <w:tblPr/>
       <w:tcPr>
@@ -6870,7 +6871,7 @@
       <w:rPr>
         <w:b/>
         <w:bCs/>
-        <w:color w:val="FFFFFF" w:themeColor="background1"/>
+        <w:color w:val="000000"/>
       </w:rPr>
       <w:tblPr/>
       <w:tcPr>
@@ -6916,7 +6917,7 @@
     </w:tblStylePr>
     <w:tblStylePr w:type="nwCell">
       <w:rPr>
-        <w:color w:val="FFFFFF" w:themeColor="background1"/>
+        <w:color w:val="000000"/>
       </w:rPr>
       <w:tblPr/>
       <w:tcPr>
@@ -6961,7 +6962,7 @@
       <w:rPr>
         <w:b/>
         <w:bCs/>
-        <w:color w:val="FFFFFF" w:themeColor="background1"/>
+        <w:color w:val="000000"/>
       </w:rPr>
       <w:tblPr/>
       <w:tcPr>
@@ -6981,7 +6982,7 @@
         <w:spacing w:before="0" w:after="0" w:line="240" w:lineRule="auto"/>
       </w:pPr>
       <w:rPr>
-        <w:color w:val="auto"/>
+        <w:color w:val="000000"/>
       </w:rPr>
       <w:tblPr/>
       <w:tcPr>
@@ -7000,7 +7001,7 @@
       <w:rPr>
         <w:b/>
         <w:bCs/>
-        <w:color w:val="FFFFFF" w:themeColor="background1"/>
+        <w:color w:val="000000"/>
       </w:rPr>
       <w:tblPr/>
       <w:tcPr>
@@ -7019,7 +7020,7 @@
       <w:rPr>
         <w:b/>
         <w:bCs/>
-        <w:color w:val="FFFFFF" w:themeColor="background1"/>
+        <w:color w:val="000000"/>
       </w:rPr>
       <w:tblPr/>
       <w:tcPr>
@@ -7065,7 +7066,7 @@
     </w:tblStylePr>
     <w:tblStylePr w:type="nwCell">
       <w:rPr>
-        <w:color w:val="FFFFFF" w:themeColor="background1"/>
+        <w:color w:val="000000"/>
       </w:rPr>
       <w:tblPr/>
       <w:tcPr>
@@ -7110,7 +7111,7 @@
       <w:rPr>
         <w:b/>
         <w:bCs/>
-        <w:color w:val="FFFFFF" w:themeColor="background1"/>
+        <w:color w:val="000000"/>
       </w:rPr>
       <w:tblPr/>
       <w:tcPr>
@@ -7130,7 +7131,7 @@
         <w:spacing w:before="0" w:after="0" w:line="240" w:lineRule="auto"/>
       </w:pPr>
       <w:rPr>
-        <w:color w:val="auto"/>
+        <w:color w:val="000000"/>
       </w:rPr>
       <w:tblPr/>
       <w:tcPr>
@@ -7149,7 +7150,7 @@
       <w:rPr>
         <w:b/>
         <w:bCs/>
-        <w:color w:val="FFFFFF" w:themeColor="background1"/>
+        <w:color w:val="000000"/>
       </w:rPr>
       <w:tblPr/>
       <w:tcPr>
@@ -7168,7 +7169,7 @@
       <w:rPr>
         <w:b/>
         <w:bCs/>
-        <w:color w:val="FFFFFF" w:themeColor="background1"/>
+        <w:color w:val="000000"/>
       </w:rPr>
       <w:tblPr/>
       <w:tcPr>
@@ -7214,7 +7215,7 @@
     </w:tblStylePr>
     <w:tblStylePr w:type="nwCell">
       <w:rPr>
-        <w:color w:val="FFFFFF" w:themeColor="background1"/>
+        <w:color w:val="000000"/>
       </w:rPr>
       <w:tblPr/>
       <w:tcPr>
@@ -7259,7 +7260,7 @@
       <w:rPr>
         <w:b/>
         <w:bCs/>
-        <w:color w:val="FFFFFF" w:themeColor="background1"/>
+        <w:color w:val="000000"/>
       </w:rPr>
       <w:tblPr/>
       <w:tcPr>
@@ -7279,7 +7280,7 @@
         <w:spacing w:before="0" w:after="0" w:line="240" w:lineRule="auto"/>
       </w:pPr>
       <w:rPr>
-        <w:color w:val="auto"/>
+        <w:color w:val="000000"/>
       </w:rPr>
       <w:tblPr/>
       <w:tcPr>
@@ -7298,7 +7299,7 @@
       <w:rPr>
         <w:b/>
         <w:bCs/>
-        <w:color w:val="FFFFFF" w:themeColor="background1"/>
+        <w:color w:val="000000"/>
       </w:rPr>
       <w:tblPr/>
       <w:tcPr>
@@ -7317,7 +7318,7 @@
       <w:rPr>
         <w:b/>
         <w:bCs/>
-        <w:color w:val="FFFFFF" w:themeColor="background1"/>
+        <w:color w:val="000000"/>
       </w:rPr>
       <w:tblPr/>
       <w:tcPr>
@@ -7363,7 +7364,7 @@
     </w:tblStylePr>
     <w:tblStylePr w:type="nwCell">
       <w:rPr>
-        <w:color w:val="FFFFFF" w:themeColor="background1"/>
+        <w:color w:val="000000"/>
       </w:rPr>
       <w:tblPr/>
       <w:tcPr>
@@ -7387,7 +7388,7 @@
       <w:spacing w:after="0" w:line="240" w:lineRule="auto"/>
     </w:pPr>
     <w:rPr>
-      <w:color w:val="000000" w:themeColor="text1"/>
+      <w:color w:val="000000"/>
     </w:rPr>
     <w:tblPr>
       <w:tblStyleRowBandSize w:val="1"/>
@@ -7420,7 +7421,7 @@
       <w:rPr>
         <w:b/>
         <w:bCs/>
-        <w:color w:val="1F497D" w:themeColor="text2"/>
+        <w:color w:val="000000"/>
       </w:rPr>
       <w:tblPr/>
       <w:tcPr>
@@ -7471,7 +7472,7 @@
       <w:spacing w:after="0" w:line="240" w:lineRule="auto"/>
     </w:pPr>
     <w:rPr>
-      <w:color w:val="000000" w:themeColor="text1"/>
+      <w:color w:val="000000"/>
     </w:rPr>
     <w:tblPr>
       <w:tblStyleRowBandSize w:val="1"/>
@@ -7504,7 +7505,7 @@
       <w:rPr>
         <w:b/>
         <w:bCs/>
-        <w:color w:val="1F497D" w:themeColor="text2"/>
+        <w:color w:val="000000"/>
       </w:rPr>
       <w:tblPr/>
       <w:tcPr>
@@ -7555,7 +7556,7 @@
       <w:spacing w:after="0" w:line="240" w:lineRule="auto"/>
     </w:pPr>
     <w:rPr>
-      <w:color w:val="000000" w:themeColor="text1"/>
+      <w:color w:val="000000"/>
     </w:rPr>
     <w:tblPr>
       <w:tblStyleRowBandSize w:val="1"/>
@@ -7588,7 +7589,7 @@
       <w:rPr>
         <w:b/>
         <w:bCs/>
-        <w:color w:val="1F497D" w:themeColor="text2"/>
+        <w:color w:val="000000"/>
       </w:rPr>
       <w:tblPr/>
       <w:tcPr>
@@ -7639,7 +7640,7 @@
       <w:spacing w:after="0" w:line="240" w:lineRule="auto"/>
     </w:pPr>
     <w:rPr>
-      <w:color w:val="000000" w:themeColor="text1"/>
+      <w:color w:val="000000"/>
     </w:rPr>
     <w:tblPr>
       <w:tblStyleRowBandSize w:val="1"/>
@@ -7672,7 +7673,7 @@
       <w:rPr>
         <w:b/>
         <w:bCs/>
-        <w:color w:val="1F497D" w:themeColor="text2"/>
+        <w:color w:val="000000"/>
       </w:rPr>
       <w:tblPr/>
       <w:tcPr>
@@ -7723,7 +7724,7 @@
       <w:spacing w:after="0" w:line="240" w:lineRule="auto"/>
     </w:pPr>
     <w:rPr>
-      <w:color w:val="000000" w:themeColor="text1"/>
+      <w:color w:val="000000"/>
     </w:rPr>
     <w:tblPr>
       <w:tblStyleRowBandSize w:val="1"/>
@@ -7756,7 +7757,7 @@
       <w:rPr>
         <w:b/>
         <w:bCs/>
-        <w:color w:val="1F497D" w:themeColor="text2"/>
+        <w:color w:val="000000"/>
       </w:rPr>
       <w:tblPr/>
       <w:tcPr>
@@ -7807,7 +7808,7 @@
       <w:spacing w:after="0" w:line="240" w:lineRule="auto"/>
     </w:pPr>
     <w:rPr>
-      <w:color w:val="000000" w:themeColor="text1"/>
+      <w:color w:val="000000"/>
     </w:rPr>
     <w:tblPr>
       <w:tblStyleRowBandSize w:val="1"/>
@@ -7840,7 +7841,7 @@
       <w:rPr>
         <w:b/>
         <w:bCs/>
-        <w:color w:val="1F497D" w:themeColor="text2"/>
+        <w:color w:val="000000"/>
       </w:rPr>
       <w:tblPr/>
       <w:tcPr>
@@ -7891,7 +7892,7 @@
       <w:spacing w:after="0" w:line="240" w:lineRule="auto"/>
     </w:pPr>
     <w:rPr>
-      <w:color w:val="000000" w:themeColor="text1"/>
+      <w:color w:val="000000"/>
     </w:rPr>
     <w:tblPr>
       <w:tblStyleRowBandSize w:val="1"/>
@@ -7924,7 +7925,7 @@
       <w:rPr>
         <w:b/>
         <w:bCs/>
-        <w:color w:val="1F497D" w:themeColor="text2"/>
+        <w:color w:val="000000"/>
       </w:rPr>
       <w:tblPr/>
       <w:tcPr>
@@ -7976,7 +7977,7 @@
     </w:pPr>
     <w:rPr>
       <w:rFonts w:asciiTheme="majorHAnsi" w:eastAsiaTheme="majorEastAsia" w:hAnsiTheme="majorHAnsi" w:cstheme="majorBidi"/>
-      <w:color w:val="000000" w:themeColor="text1"/>
+      <w:color w:val="000000"/>
     </w:rPr>
     <w:tblPr>
       <w:tblStyleRowBandSize w:val="1"/>
@@ -8104,7 +8105,7 @@
     </w:pPr>
     <w:rPr>
       <w:rFonts w:asciiTheme="majorHAnsi" w:eastAsiaTheme="majorEastAsia" w:hAnsiTheme="majorHAnsi" w:cstheme="majorBidi"/>
-      <w:color w:val="000000" w:themeColor="text1"/>
+      <w:color w:val="000000"/>
     </w:rPr>
     <w:tblPr>
       <w:tblStyleRowBandSize w:val="1"/>
@@ -8232,7 +8233,7 @@
     </w:pPr>
     <w:rPr>
       <w:rFonts w:asciiTheme="majorHAnsi" w:eastAsiaTheme="majorEastAsia" w:hAnsiTheme="majorHAnsi" w:cstheme="majorBidi"/>
-      <w:color w:val="000000" w:themeColor="text1"/>
+      <w:color w:val="000000"/>
     </w:rPr>
     <w:tblPr>
       <w:tblStyleRowBandSize w:val="1"/>
@@ -8360,7 +8361,7 @@
     </w:pPr>
     <w:rPr>
       <w:rFonts w:asciiTheme="majorHAnsi" w:eastAsiaTheme="majorEastAsia" w:hAnsiTheme="majorHAnsi" w:cstheme="majorBidi"/>
-      <w:color w:val="000000" w:themeColor="text1"/>
+      <w:color w:val="000000"/>
     </w:rPr>
     <w:tblPr>
       <w:tblStyleRowBandSize w:val="1"/>
@@ -8488,7 +8489,7 @@
     </w:pPr>
     <w:rPr>
       <w:rFonts w:asciiTheme="majorHAnsi" w:eastAsiaTheme="majorEastAsia" w:hAnsiTheme="majorHAnsi" w:cstheme="majorBidi"/>
-      <w:color w:val="000000" w:themeColor="text1"/>
+      <w:color w:val="000000"/>
     </w:rPr>
     <w:tblPr>
       <w:tblStyleRowBandSize w:val="1"/>
@@ -8616,7 +8617,7 @@
     </w:pPr>
     <w:rPr>
       <w:rFonts w:asciiTheme="majorHAnsi" w:eastAsiaTheme="majorEastAsia" w:hAnsiTheme="majorHAnsi" w:cstheme="majorBidi"/>
-      <w:color w:val="000000" w:themeColor="text1"/>
+      <w:color w:val="000000"/>
     </w:rPr>
     <w:tblPr>
       <w:tblStyleRowBandSize w:val="1"/>
@@ -8744,7 +8745,7 @@
     </w:pPr>
     <w:rPr>
       <w:rFonts w:asciiTheme="majorHAnsi" w:eastAsiaTheme="majorEastAsia" w:hAnsiTheme="majorHAnsi" w:cstheme="majorBidi"/>
-      <w:color w:val="000000" w:themeColor="text1"/>
+      <w:color w:val="000000"/>
     </w:rPr>
     <w:tblPr>
       <w:tblStyleRowBandSize w:val="1"/>
@@ -9383,7 +9384,7 @@
     </w:pPr>
     <w:rPr>
       <w:rFonts w:asciiTheme="majorHAnsi" w:eastAsiaTheme="majorEastAsia" w:hAnsiTheme="majorHAnsi" w:cstheme="majorBidi"/>
-      <w:color w:val="000000" w:themeColor="text1"/>
+      <w:color w:val="000000"/>
     </w:rPr>
     <w:tblPr>
       <w:tblStyleRowBandSize w:val="1"/>
@@ -9411,7 +9412,7 @@
       <w:rPr>
         <w:b/>
         <w:bCs/>
-        <w:color w:val="000000" w:themeColor="text1"/>
+        <w:color w:val="000000"/>
       </w:rPr>
       <w:tblPr/>
       <w:tcPr>
@@ -9422,7 +9423,7 @@
       <w:rPr>
         <w:b/>
         <w:bCs/>
-        <w:color w:val="000000" w:themeColor="text1"/>
+        <w:color w:val="000000"/>
       </w:rPr>
       <w:tblPr/>
       <w:tcPr>
@@ -9441,7 +9442,7 @@
       <w:rPr>
         <w:b/>
         <w:bCs/>
-        <w:color w:val="000000" w:themeColor="text1"/>
+        <w:color w:val="000000"/>
       </w:rPr>
       <w:tblPr/>
       <w:tcPr>
@@ -9460,7 +9461,7 @@
       <w:rPr>
         <w:b w:val="0"/>
         <w:bCs w:val="0"/>
-        <w:color w:val="000000" w:themeColor="text1"/>
+        <w:color w:val="000000"/>
       </w:rPr>
       <w:tblPr/>
       <w:tcPr>
@@ -9508,7 +9509,7 @@
     </w:pPr>
     <w:rPr>
       <w:rFonts w:asciiTheme="majorHAnsi" w:eastAsiaTheme="majorEastAsia" w:hAnsiTheme="majorHAnsi" w:cstheme="majorBidi"/>
-      <w:color w:val="000000" w:themeColor="text1"/>
+      <w:color w:val="000000"/>
     </w:rPr>
     <w:tblPr>
       <w:tblStyleRowBandSize w:val="1"/>
@@ -9536,7 +9537,7 @@
       <w:rPr>
         <w:b/>
         <w:bCs/>
-        <w:color w:val="000000" w:themeColor="text1"/>
+        <w:color w:val="000000"/>
       </w:rPr>
       <w:tblPr/>
       <w:tcPr>
@@ -9547,7 +9548,7 @@
       <w:rPr>
         <w:b/>
         <w:bCs/>
-        <w:color w:val="000000" w:themeColor="text1"/>
+        <w:color w:val="000000"/>
       </w:rPr>
       <w:tblPr/>
       <w:tcPr>
@@ -9566,7 +9567,7 @@
       <w:rPr>
         <w:b/>
         <w:bCs/>
-        <w:color w:val="000000" w:themeColor="text1"/>
+        <w:color w:val="000000"/>
       </w:rPr>
       <w:tblPr/>
       <w:tcPr>
@@ -9585,7 +9586,7 @@
       <w:rPr>
         <w:b w:val="0"/>
         <w:bCs w:val="0"/>
-        <w:color w:val="000000" w:themeColor="text1"/>
+        <w:color w:val="000000"/>
       </w:rPr>
       <w:tblPr/>
       <w:tcPr>
@@ -9633,7 +9634,7 @@
     </w:pPr>
     <w:rPr>
       <w:rFonts w:asciiTheme="majorHAnsi" w:eastAsiaTheme="majorEastAsia" w:hAnsiTheme="majorHAnsi" w:cstheme="majorBidi"/>
-      <w:color w:val="000000" w:themeColor="text1"/>
+      <w:color w:val="000000"/>
     </w:rPr>
     <w:tblPr>
       <w:tblStyleRowBandSize w:val="1"/>
@@ -9661,7 +9662,7 @@
       <w:rPr>
         <w:b/>
         <w:bCs/>
-        <w:color w:val="000000" w:themeColor="text1"/>
+        <w:color w:val="000000"/>
       </w:rPr>
       <w:tblPr/>
       <w:tcPr>
@@ -9672,7 +9673,7 @@
       <w:rPr>
         <w:b/>
         <w:bCs/>
-        <w:color w:val="000000" w:themeColor="text1"/>
+        <w:color w:val="000000"/>
       </w:rPr>
       <w:tblPr/>
       <w:tcPr>
@@ -9691,7 +9692,7 @@
       <w:rPr>
         <w:b/>
         <w:bCs/>
-        <w:color w:val="000000" w:themeColor="text1"/>
+        <w:color w:val="000000"/>
       </w:rPr>
       <w:tblPr/>
       <w:tcPr>
@@ -9710,7 +9711,7 @@
       <w:rPr>
         <w:b w:val="0"/>
         <w:bCs w:val="0"/>
-        <w:color w:val="000000" w:themeColor="text1"/>
+        <w:color w:val="000000"/>
       </w:rPr>
       <w:tblPr/>
       <w:tcPr>
@@ -9758,7 +9759,7 @@
     </w:pPr>
     <w:rPr>
       <w:rFonts w:asciiTheme="majorHAnsi" w:eastAsiaTheme="majorEastAsia" w:hAnsiTheme="majorHAnsi" w:cstheme="majorBidi"/>
-      <w:color w:val="000000" w:themeColor="text1"/>
+      <w:color w:val="000000"/>
     </w:rPr>
     <w:tblPr>
       <w:tblStyleRowBandSize w:val="1"/>
@@ -9786,7 +9787,7 @@
       <w:rPr>
         <w:b/>
         <w:bCs/>
-        <w:color w:val="000000" w:themeColor="text1"/>
+        <w:color w:val="000000"/>
       </w:rPr>
       <w:tblPr/>
       <w:tcPr>
@@ -9797,7 +9798,7 @@
       <w:rPr>
         <w:b/>
         <w:bCs/>
-        <w:color w:val="000000" w:themeColor="text1"/>
+        <w:color w:val="000000"/>
       </w:rPr>
       <w:tblPr/>
       <w:tcPr>
@@ -9816,7 +9817,7 @@
       <w:rPr>
         <w:b/>
         <w:bCs/>
-        <w:color w:val="000000" w:themeColor="text1"/>
+        <w:color w:val="000000"/>
       </w:rPr>
       <w:tblPr/>
       <w:tcPr>
@@ -9835,7 +9836,7 @@
       <w:rPr>
         <w:b w:val="0"/>
         <w:bCs w:val="0"/>
-        <w:color w:val="000000" w:themeColor="text1"/>
+        <w:color w:val="000000"/>
       </w:rPr>
       <w:tblPr/>
       <w:tcPr>
@@ -9883,7 +9884,7 @@
     </w:pPr>
     <w:rPr>
       <w:rFonts w:asciiTheme="majorHAnsi" w:eastAsiaTheme="majorEastAsia" w:hAnsiTheme="majorHAnsi" w:cstheme="majorBidi"/>
-      <w:color w:val="000000" w:themeColor="text1"/>
+      <w:color w:val="000000"/>
     </w:rPr>
     <w:tblPr>
       <w:tblStyleRowBandSize w:val="1"/>
@@ -9911,7 +9912,7 @@
       <w:rPr>
         <w:b/>
         <w:bCs/>
-        <w:color w:val="000000" w:themeColor="text1"/>
+        <w:color w:val="000000"/>
       </w:rPr>
       <w:tblPr/>
       <w:tcPr>
@@ -9922,7 +9923,7 @@
       <w:rPr>
         <w:b/>
         <w:bCs/>
-        <w:color w:val="000000" w:themeColor="text1"/>
+        <w:color w:val="000000"/>
       </w:rPr>
       <w:tblPr/>
       <w:tcPr>
@@ -9941,7 +9942,7 @@
       <w:rPr>
         <w:b/>
         <w:bCs/>
-        <w:color w:val="000000" w:themeColor="text1"/>
+        <w:color w:val="000000"/>
       </w:rPr>
       <w:tblPr/>
       <w:tcPr>
@@ -9960,7 +9961,7 @@
       <w:rPr>
         <w:b w:val="0"/>
         <w:bCs w:val="0"/>
-        <w:color w:val="000000" w:themeColor="text1"/>
+        <w:color w:val="000000"/>
       </w:rPr>
       <w:tblPr/>
       <w:tcPr>
@@ -10008,7 +10009,7 @@
     </w:pPr>
     <w:rPr>
       <w:rFonts w:asciiTheme="majorHAnsi" w:eastAsiaTheme="majorEastAsia" w:hAnsiTheme="majorHAnsi" w:cstheme="majorBidi"/>
-      <w:color w:val="000000" w:themeColor="text1"/>
+      <w:color w:val="000000"/>
     </w:rPr>
     <w:tblPr>
       <w:tblStyleRowBandSize w:val="1"/>
@@ -10036,7 +10037,7 @@
       <w:rPr>
         <w:b/>
         <w:bCs/>
-        <w:color w:val="000000" w:themeColor="text1"/>
+        <w:color w:val="000000"/>
       </w:rPr>
       <w:tblPr/>
       <w:tcPr>
@@ -10047,7 +10048,7 @@
       <w:rPr>
         <w:b/>
         <w:bCs/>
-        <w:color w:val="000000" w:themeColor="text1"/>
+        <w:color w:val="000000"/>
       </w:rPr>
       <w:tblPr/>
       <w:tcPr>
@@ -10066,7 +10067,7 @@
       <w:rPr>
         <w:b/>
         <w:bCs/>
-        <w:color w:val="000000" w:themeColor="text1"/>
+        <w:color w:val="000000"/>
       </w:rPr>
       <w:tblPr/>
       <w:tcPr>
@@ -10085,7 +10086,7 @@
       <w:rPr>
         <w:b w:val="0"/>
         <w:bCs w:val="0"/>
-        <w:color w:val="000000" w:themeColor="text1"/>
+        <w:color w:val="000000"/>
       </w:rPr>
       <w:tblPr/>
       <w:tcPr>
@@ -10133,7 +10134,7 @@
     </w:pPr>
     <w:rPr>
       <w:rFonts w:asciiTheme="majorHAnsi" w:eastAsiaTheme="majorEastAsia" w:hAnsiTheme="majorHAnsi" w:cstheme="majorBidi"/>
-      <w:color w:val="000000" w:themeColor="text1"/>
+      <w:color w:val="000000"/>
     </w:rPr>
     <w:tblPr>
       <w:tblStyleRowBandSize w:val="1"/>
@@ -10161,7 +10162,7 @@
       <w:rPr>
         <w:b/>
         <w:bCs/>
-        <w:color w:val="000000" w:themeColor="text1"/>
+        <w:color w:val="000000"/>
       </w:rPr>
       <w:tblPr/>
       <w:tcPr>
@@ -10172,7 +10173,7 @@
       <w:rPr>
         <w:b/>
         <w:bCs/>
-        <w:color w:val="000000" w:themeColor="text1"/>
+        <w:color w:val="000000"/>
       </w:rPr>
       <w:tblPr/>
       <w:tcPr>
@@ -10191,7 +10192,7 @@
       <w:rPr>
         <w:b/>
         <w:bCs/>
-        <w:color w:val="000000" w:themeColor="text1"/>
+        <w:color w:val="000000"/>
       </w:rPr>
       <w:tblPr/>
       <w:tcPr>
@@ -10210,7 +10211,7 @@
       <w:rPr>
         <w:b w:val="0"/>
         <w:bCs w:val="0"/>
-        <w:color w:val="000000" w:themeColor="text1"/>
+        <w:color w:val="000000"/>
       </w:rPr>
       <w:tblPr/>
       <w:tcPr>
@@ -10284,7 +10285,7 @@
         <w:bCs/>
         <w:i w:val="0"/>
         <w:iCs w:val="0"/>
-        <w:color w:val="FFFFFF" w:themeColor="background1"/>
+        <w:color w:val="000000"/>
       </w:rPr>
       <w:tblPr/>
       <w:tcPr>
@@ -10305,7 +10306,7 @@
         <w:bCs/>
         <w:i w:val="0"/>
         <w:iCs w:val="0"/>
-        <w:color w:val="FFFFFF" w:themeColor="background1"/>
+        <w:color w:val="000000"/>
       </w:rPr>
       <w:tblPr/>
       <w:tcPr>
@@ -10326,7 +10327,7 @@
         <w:bCs/>
         <w:i w:val="0"/>
         <w:iCs w:val="0"/>
-        <w:color w:val="FFFFFF" w:themeColor="background1"/>
+        <w:color w:val="000000"/>
       </w:rPr>
       <w:tblPr/>
       <w:tcPr>
@@ -10345,7 +10346,7 @@
         <w:bCs/>
         <w:i w:val="0"/>
         <w:iCs w:val="0"/>
-        <w:color w:val="FFFFFF" w:themeColor="background1"/>
+        <w:color w:val="000000"/>
       </w:rPr>
       <w:tblPr/>
       <w:tcPr>
@@ -10425,7 +10426,7 @@
         <w:bCs/>
         <w:i w:val="0"/>
         <w:iCs w:val="0"/>
-        <w:color w:val="FFFFFF" w:themeColor="background1"/>
+        <w:color w:val="000000"/>
       </w:rPr>
       <w:tblPr/>
       <w:tcPr>
@@ -10446,7 +10447,7 @@
         <w:bCs/>
         <w:i w:val="0"/>
         <w:iCs w:val="0"/>
-        <w:color w:val="FFFFFF" w:themeColor="background1"/>
+        <w:color w:val="000000"/>
       </w:rPr>
       <w:tblPr/>
       <w:tcPr>
@@ -10467,7 +10468,7 @@
         <w:bCs/>
         <w:i w:val="0"/>
         <w:iCs w:val="0"/>
-        <w:color w:val="FFFFFF" w:themeColor="background1"/>
+        <w:color w:val="000000"/>
       </w:rPr>
       <w:tblPr/>
       <w:tcPr>
@@ -10486,7 +10487,7 @@
         <w:bCs/>
         <w:i w:val="0"/>
         <w:iCs w:val="0"/>
-        <w:color w:val="FFFFFF" w:themeColor="background1"/>
+        <w:color w:val="000000"/>
       </w:rPr>
       <w:tblPr/>
       <w:tcPr>
@@ -10566,7 +10567,7 @@
         <w:bCs/>
         <w:i w:val="0"/>
         <w:iCs w:val="0"/>
-        <w:color w:val="FFFFFF" w:themeColor="background1"/>
+        <w:color w:val="000000"/>
       </w:rPr>
       <w:tblPr/>
       <w:tcPr>
@@ -10587,7 +10588,7 @@
         <w:bCs/>
         <w:i w:val="0"/>
         <w:iCs w:val="0"/>
-        <w:color w:val="FFFFFF" w:themeColor="background1"/>
+        <w:color w:val="000000"/>
       </w:rPr>
       <w:tblPr/>
       <w:tcPr>
@@ -10608,7 +10609,7 @@
         <w:bCs/>
         <w:i w:val="0"/>
         <w:iCs w:val="0"/>
-        <w:color w:val="FFFFFF" w:themeColor="background1"/>
+        <w:color w:val="000000"/>
       </w:rPr>
       <w:tblPr/>
       <w:tcPr>
@@ -10627,7 +10628,7 @@
         <w:bCs/>
         <w:i w:val="0"/>
         <w:iCs w:val="0"/>
-        <w:color w:val="FFFFFF" w:themeColor="background1"/>
+        <w:color w:val="000000"/>
       </w:rPr>
       <w:tblPr/>
       <w:tcPr>
@@ -10707,7 +10708,7 @@
         <w:bCs/>
         <w:i w:val="0"/>
         <w:iCs w:val="0"/>
-        <w:color w:val="FFFFFF" w:themeColor="background1"/>
+        <w:color w:val="000000"/>
       </w:rPr>
       <w:tblPr/>
       <w:tcPr>
@@ -10728,7 +10729,7 @@
         <w:bCs/>
         <w:i w:val="0"/>
         <w:iCs w:val="0"/>
-        <w:color w:val="FFFFFF" w:themeColor="background1"/>
+        <w:color w:val="000000"/>
       </w:rPr>
       <w:tblPr/>
       <w:tcPr>
@@ -10749,7 +10750,7 @@
         <w:bCs/>
         <w:i w:val="0"/>
         <w:iCs w:val="0"/>
-        <w:color w:val="FFFFFF" w:themeColor="background1"/>
+        <w:color w:val="000000"/>
       </w:rPr>
       <w:tblPr/>
       <w:tcPr>
@@ -10768,7 +10769,7 @@
         <w:bCs/>
         <w:i w:val="0"/>
         <w:iCs w:val="0"/>
-        <w:color w:val="FFFFFF" w:themeColor="background1"/>
+        <w:color w:val="000000"/>
       </w:rPr>
       <w:tblPr/>
       <w:tcPr>
@@ -10848,7 +10849,7 @@
         <w:bCs/>
         <w:i w:val="0"/>
         <w:iCs w:val="0"/>
-        <w:color w:val="FFFFFF" w:themeColor="background1"/>
+        <w:color w:val="000000"/>
       </w:rPr>
       <w:tblPr/>
       <w:tcPr>
@@ -10869,7 +10870,7 @@
         <w:bCs/>
         <w:i w:val="0"/>
         <w:iCs w:val="0"/>
-        <w:color w:val="FFFFFF" w:themeColor="background1"/>
+        <w:color w:val="000000"/>
       </w:rPr>
       <w:tblPr/>
       <w:tcPr>
@@ -10890,7 +10891,7 @@
         <w:bCs/>
         <w:i w:val="0"/>
         <w:iCs w:val="0"/>
-        <w:color w:val="FFFFFF" w:themeColor="background1"/>
+        <w:color w:val="000000"/>
       </w:rPr>
       <w:tblPr/>
       <w:tcPr>
@@ -10909,7 +10910,7 @@
         <w:bCs/>
         <w:i w:val="0"/>
         <w:iCs w:val="0"/>
-        <w:color w:val="FFFFFF" w:themeColor="background1"/>
+        <w:color w:val="000000"/>
       </w:rPr>
       <w:tblPr/>
       <w:tcPr>
@@ -10989,7 +10990,7 @@
         <w:bCs/>
         <w:i w:val="0"/>
         <w:iCs w:val="0"/>
-        <w:color w:val="FFFFFF" w:themeColor="background1"/>
+        <w:color w:val="000000"/>
       </w:rPr>
       <w:tblPr/>
       <w:tcPr>
@@ -11010,7 +11011,7 @@
         <w:bCs/>
         <w:i w:val="0"/>
         <w:iCs w:val="0"/>
-        <w:color w:val="FFFFFF" w:themeColor="background1"/>
+        <w:color w:val="000000"/>
       </w:rPr>
       <w:tblPr/>
       <w:tcPr>
@@ -11031,7 +11032,7 @@
         <w:bCs/>
         <w:i w:val="0"/>
         <w:iCs w:val="0"/>
-        <w:color w:val="FFFFFF" w:themeColor="background1"/>
+        <w:color w:val="000000"/>
       </w:rPr>
       <w:tblPr/>
       <w:tcPr>
@@ -11050,7 +11051,7 @@
         <w:bCs/>
         <w:i w:val="0"/>
         <w:iCs w:val="0"/>
-        <w:color w:val="FFFFFF" w:themeColor="background1"/>
+        <w:color w:val="000000"/>
       </w:rPr>
       <w:tblPr/>
       <w:tcPr>
@@ -11130,7 +11131,7 @@
         <w:bCs/>
         <w:i w:val="0"/>
         <w:iCs w:val="0"/>
-        <w:color w:val="FFFFFF" w:themeColor="background1"/>
+        <w:color w:val="000000"/>
       </w:rPr>
       <w:tblPr/>
       <w:tcPr>
@@ -11151,7 +11152,7 @@
         <w:bCs/>
         <w:i w:val="0"/>
         <w:iCs w:val="0"/>
-        <w:color w:val="FFFFFF" w:themeColor="background1"/>
+        <w:color w:val="000000"/>
       </w:rPr>
       <w:tblPr/>
       <w:tcPr>
@@ -11172,7 +11173,7 @@
         <w:bCs/>
         <w:i w:val="0"/>
         <w:iCs w:val="0"/>
-        <w:color w:val="FFFFFF" w:themeColor="background1"/>
+        <w:color w:val="000000"/>
       </w:rPr>
       <w:tblPr/>
       <w:tcPr>
@@ -11191,7 +11192,7 @@
         <w:bCs/>
         <w:i w:val="0"/>
         <w:iCs w:val="0"/>
-        <w:color w:val="FFFFFF" w:themeColor="background1"/>
+        <w:color w:val="000000"/>
       </w:rPr>
       <w:tblPr/>
       <w:tcPr>
@@ -11244,7 +11245,7 @@
       <w:spacing w:after="0" w:line="240" w:lineRule="auto"/>
     </w:pPr>
     <w:rPr>
-      <w:color w:val="FFFFFF" w:themeColor="background1"/>
+      <w:color w:val="000000"/>
     </w:rPr>
     <w:tblPr>
       <w:tblStyleRowBandSize w:val="1"/>
@@ -11358,7 +11359,7 @@
       <w:spacing w:after="0" w:line="240" w:lineRule="auto"/>
     </w:pPr>
     <w:rPr>
-      <w:color w:val="FFFFFF" w:themeColor="background1"/>
+      <w:color w:val="000000"/>
     </w:rPr>
     <w:tblPr>
       <w:tblStyleRowBandSize w:val="1"/>
@@ -11472,7 +11473,7 @@
       <w:spacing w:after="0" w:line="240" w:lineRule="auto"/>
     </w:pPr>
     <w:rPr>
-      <w:color w:val="FFFFFF" w:themeColor="background1"/>
+      <w:color w:val="000000"/>
     </w:rPr>
     <w:tblPr>
       <w:tblStyleRowBandSize w:val="1"/>
@@ -11586,7 +11587,7 @@
       <w:spacing w:after="0" w:line="240" w:lineRule="auto"/>
     </w:pPr>
     <w:rPr>
-      <w:color w:val="FFFFFF" w:themeColor="background1"/>
+      <w:color w:val="000000"/>
     </w:rPr>
     <w:tblPr>
       <w:tblStyleRowBandSize w:val="1"/>
@@ -11700,7 +11701,7 @@
       <w:spacing w:after="0" w:line="240" w:lineRule="auto"/>
     </w:pPr>
     <w:rPr>
-      <w:color w:val="FFFFFF" w:themeColor="background1"/>
+      <w:color w:val="000000"/>
     </w:rPr>
     <w:tblPr>
       <w:tblStyleRowBandSize w:val="1"/>
@@ -11814,7 +11815,7 @@
       <w:spacing w:after="0" w:line="240" w:lineRule="auto"/>
     </w:pPr>
     <w:rPr>
-      <w:color w:val="FFFFFF" w:themeColor="background1"/>
+      <w:color w:val="000000"/>
     </w:rPr>
     <w:tblPr>
       <w:tblStyleRowBandSize w:val="1"/>
@@ -11928,7 +11929,7 @@
       <w:spacing w:after="0" w:line="240" w:lineRule="auto"/>
     </w:pPr>
     <w:rPr>
-      <w:color w:val="FFFFFF" w:themeColor="background1"/>
+      <w:color w:val="000000"/>
     </w:rPr>
     <w:tblPr>
       <w:tblStyleRowBandSize w:val="1"/>
@@ -12042,7 +12043,7 @@
       <w:spacing w:after="0" w:line="240" w:lineRule="auto"/>
     </w:pPr>
     <w:rPr>
-      <w:color w:val="000000" w:themeColor="text1"/>
+      <w:color w:val="000000"/>
     </w:rPr>
     <w:tblPr>
       <w:tblStyleRowBandSize w:val="1"/>
@@ -12088,7 +12089,7 @@
       <w:rPr>
         <w:b/>
         <w:bCs/>
-        <w:color w:val="FFFFFF" w:themeColor="background1"/>
+        <w:color w:val="000000"/>
       </w:rPr>
       <w:tblPr/>
       <w:tcPr>
@@ -12100,7 +12101,7 @@
     </w:tblStylePr>
     <w:tblStylePr w:type="firstCol">
       <w:rPr>
-        <w:color w:val="FFFFFF" w:themeColor="background1"/>
+        <w:color w:val="000000"/>
       </w:rPr>
       <w:tblPr/>
       <w:tcPr>
@@ -12117,7 +12118,7 @@
     </w:tblStylePr>
     <w:tblStylePr w:type="lastCol">
       <w:rPr>
-        <w:color w:val="FFFFFF" w:themeColor="background1"/>
+        <w:color w:val="000000"/>
       </w:rPr>
       <w:tblPr/>
       <w:tcPr>
@@ -12146,12 +12147,12 @@
     </w:tblStylePr>
     <w:tblStylePr w:type="neCell">
       <w:rPr>
-        <w:color w:val="000000" w:themeColor="text1"/>
+        <w:color w:val="000000"/>
       </w:rPr>
     </w:tblStylePr>
     <w:tblStylePr w:type="nwCell">
       <w:rPr>
-        <w:color w:val="000000" w:themeColor="text1"/>
+        <w:color w:val="000000"/>
       </w:rPr>
     </w:tblStylePr>
   </w:style>
@@ -12164,7 +12165,7 @@
       <w:spacing w:after="0" w:line="240" w:lineRule="auto"/>
     </w:pPr>
     <w:rPr>
-      <w:color w:val="000000" w:themeColor="text1"/>
+      <w:color w:val="000000"/>
     </w:rPr>
     <w:tblPr>
       <w:tblStyleRowBandSize w:val="1"/>
@@ -12210,7 +12211,7 @@
       <w:rPr>
         <w:b/>
         <w:bCs/>
-        <w:color w:val="FFFFFF" w:themeColor="background1"/>
+        <w:color w:val="000000"/>
       </w:rPr>
       <w:tblPr/>
       <w:tcPr>
@@ -12222,7 +12223,7 @@
     </w:tblStylePr>
     <w:tblStylePr w:type="firstCol">
       <w:rPr>
-        <w:color w:val="FFFFFF" w:themeColor="background1"/>
+        <w:color w:val="000000"/>
       </w:rPr>
       <w:tblPr/>
       <w:tcPr>
@@ -12239,7 +12240,7 @@
     </w:tblStylePr>
     <w:tblStylePr w:type="lastCol">
       <w:rPr>
-        <w:color w:val="FFFFFF" w:themeColor="background1"/>
+        <w:color w:val="000000"/>
       </w:rPr>
       <w:tblPr/>
       <w:tcPr>
@@ -12268,12 +12269,12 @@
     </w:tblStylePr>
     <w:tblStylePr w:type="neCell">
       <w:rPr>
-        <w:color w:val="000000" w:themeColor="text1"/>
+        <w:color w:val="000000"/>
       </w:rPr>
     </w:tblStylePr>
     <w:tblStylePr w:type="nwCell">
       <w:rPr>
-        <w:color w:val="000000" w:themeColor="text1"/>
+        <w:color w:val="000000"/>
       </w:rPr>
     </w:tblStylePr>
   </w:style>
@@ -12286,7 +12287,7 @@
       <w:spacing w:after="0" w:line="240" w:lineRule="auto"/>
     </w:pPr>
     <w:rPr>
-      <w:color w:val="000000" w:themeColor="text1"/>
+      <w:color w:val="000000"/>
     </w:rPr>
     <w:tblPr>
       <w:tblStyleRowBandSize w:val="1"/>
@@ -12332,7 +12333,7 @@
       <w:rPr>
         <w:b/>
         <w:bCs/>
-        <w:color w:val="FFFFFF" w:themeColor="background1"/>
+        <w:color w:val="000000"/>
       </w:rPr>
       <w:tblPr/>
       <w:tcPr>
@@ -12344,7 +12345,7 @@
     </w:tblStylePr>
     <w:tblStylePr w:type="firstCol">
       <w:rPr>
-        <w:color w:val="FFFFFF" w:themeColor="background1"/>
+        <w:color w:val="000000"/>
       </w:rPr>
       <w:tblPr/>
       <w:tcPr>
@@ -12361,7 +12362,7 @@
     </w:tblStylePr>
     <w:tblStylePr w:type="lastCol">
       <w:rPr>
-        <w:color w:val="FFFFFF" w:themeColor="background1"/>
+        <w:color w:val="000000"/>
       </w:rPr>
       <w:tblPr/>
       <w:tcPr>
@@ -12390,12 +12391,12 @@
     </w:tblStylePr>
     <w:tblStylePr w:type="neCell">
       <w:rPr>
-        <w:color w:val="000000" w:themeColor="text1"/>
+        <w:color w:val="000000"/>
       </w:rPr>
     </w:tblStylePr>
     <w:tblStylePr w:type="nwCell">
       <w:rPr>
-        <w:color w:val="000000" w:themeColor="text1"/>
+        <w:color w:val="000000"/>
       </w:rPr>
     </w:tblStylePr>
   </w:style>
@@ -12408,7 +12409,7 @@
       <w:spacing w:after="0" w:line="240" w:lineRule="auto"/>
     </w:pPr>
     <w:rPr>
-      <w:color w:val="000000" w:themeColor="text1"/>
+      <w:color w:val="000000"/>
     </w:rPr>
     <w:tblPr>
       <w:tblStyleRowBandSize w:val="1"/>
@@ -12454,7 +12455,7 @@
       <w:rPr>
         <w:b/>
         <w:bCs/>
-        <w:color w:val="FFFFFF" w:themeColor="background1"/>
+        <w:color w:val="000000"/>
       </w:rPr>
       <w:tblPr/>
       <w:tcPr>
@@ -12466,7 +12467,7 @@
     </w:tblStylePr>
     <w:tblStylePr w:type="firstCol">
       <w:rPr>
-        <w:color w:val="FFFFFF" w:themeColor="background1"/>
+        <w:color w:val="000000"/>
       </w:rPr>
       <w:tblPr/>
       <w:tcPr>
@@ -12483,7 +12484,7 @@
     </w:tblStylePr>
     <w:tblStylePr w:type="lastCol">
       <w:rPr>
-        <w:color w:val="FFFFFF" w:themeColor="background1"/>
+        <w:color w:val="000000"/>
       </w:rPr>
       <w:tblPr/>
       <w:tcPr>
@@ -12520,7 +12521,7 @@
       <w:spacing w:after="0" w:line="240" w:lineRule="auto"/>
     </w:pPr>
     <w:rPr>
-      <w:color w:val="000000" w:themeColor="text1"/>
+      <w:color w:val="000000"/>
     </w:rPr>
     <w:tblPr>
       <w:tblStyleRowBandSize w:val="1"/>
@@ -12566,7 +12567,7 @@
       <w:rPr>
         <w:b/>
         <w:bCs/>
-        <w:color w:val="FFFFFF" w:themeColor="background1"/>
+        <w:color w:val="000000"/>
       </w:rPr>
       <w:tblPr/>
       <w:tcPr>
@@ -12578,7 +12579,7 @@
     </w:tblStylePr>
     <w:tblStylePr w:type="firstCol">
       <w:rPr>
-        <w:color w:val="FFFFFF" w:themeColor="background1"/>
+        <w:color w:val="000000"/>
       </w:rPr>
       <w:tblPr/>
       <w:tcPr>
@@ -12595,7 +12596,7 @@
     </w:tblStylePr>
     <w:tblStylePr w:type="lastCol">
       <w:rPr>
-        <w:color w:val="FFFFFF" w:themeColor="background1"/>
+        <w:color w:val="000000"/>
       </w:rPr>
       <w:tblPr/>
       <w:tcPr>
@@ -12624,12 +12625,12 @@
     </w:tblStylePr>
     <w:tblStylePr w:type="neCell">
       <w:rPr>
-        <w:color w:val="000000" w:themeColor="text1"/>
+        <w:color w:val="000000"/>
       </w:rPr>
     </w:tblStylePr>
     <w:tblStylePr w:type="nwCell">
       <w:rPr>
-        <w:color w:val="000000" w:themeColor="text1"/>
+        <w:color w:val="000000"/>
       </w:rPr>
     </w:tblStylePr>
   </w:style>
@@ -12642,7 +12643,7 @@
       <w:spacing w:after="0" w:line="240" w:lineRule="auto"/>
     </w:pPr>
     <w:rPr>
-      <w:color w:val="000000" w:themeColor="text1"/>
+      <w:color w:val="000000"/>
     </w:rPr>
     <w:tblPr>
       <w:tblStyleRowBandSize w:val="1"/>
@@ -12688,7 +12689,7 @@
       <w:rPr>
         <w:b/>
         <w:bCs/>
-        <w:color w:val="FFFFFF" w:themeColor="background1"/>
+        <w:color w:val="000000"/>
       </w:rPr>
       <w:tblPr/>
       <w:tcPr>
@@ -12700,7 +12701,7 @@
     </w:tblStylePr>
     <w:tblStylePr w:type="firstCol">
       <w:rPr>
-        <w:color w:val="FFFFFF" w:themeColor="background1"/>
+        <w:color w:val="000000"/>
       </w:rPr>
       <w:tblPr/>
       <w:tcPr>
@@ -12717,7 +12718,7 @@
     </w:tblStylePr>
     <w:tblStylePr w:type="lastCol">
       <w:rPr>
-        <w:color w:val="FFFFFF" w:themeColor="background1"/>
+        <w:color w:val="000000"/>
       </w:rPr>
       <w:tblPr/>
       <w:tcPr>
@@ -12746,12 +12747,12 @@
     </w:tblStylePr>
     <w:tblStylePr w:type="neCell">
       <w:rPr>
-        <w:color w:val="000000" w:themeColor="text1"/>
+        <w:color w:val="000000"/>
       </w:rPr>
     </w:tblStylePr>
     <w:tblStylePr w:type="nwCell">
       <w:rPr>
-        <w:color w:val="000000" w:themeColor="text1"/>
+        <w:color w:val="000000"/>
       </w:rPr>
     </w:tblStylePr>
   </w:style>
@@ -12764,7 +12765,7 @@
       <w:spacing w:after="0" w:line="240" w:lineRule="auto"/>
     </w:pPr>
     <w:rPr>
-      <w:color w:val="000000" w:themeColor="text1"/>
+      <w:color w:val="000000"/>
     </w:rPr>
     <w:tblPr>
       <w:tblStyleRowBandSize w:val="1"/>
@@ -12810,7 +12811,7 @@
       <w:rPr>
         <w:b/>
         <w:bCs/>
-        <w:color w:val="FFFFFF" w:themeColor="background1"/>
+        <w:color w:val="000000"/>
       </w:rPr>
       <w:tblPr/>
       <w:tcPr>
@@ -12822,7 +12823,7 @@
     </w:tblStylePr>
     <w:tblStylePr w:type="firstCol">
       <w:rPr>
-        <w:color w:val="FFFFFF" w:themeColor="background1"/>
+        <w:color w:val="000000"/>
       </w:rPr>
       <w:tblPr/>
       <w:tcPr>
@@ -12839,7 +12840,7 @@
     </w:tblStylePr>
     <w:tblStylePr w:type="lastCol">
       <w:rPr>
-        <w:color w:val="FFFFFF" w:themeColor="background1"/>
+        <w:color w:val="000000"/>
       </w:rPr>
       <w:tblPr/>
       <w:tcPr>
@@ -12868,12 +12869,12 @@
     </w:tblStylePr>
     <w:tblStylePr w:type="neCell">
       <w:rPr>
-        <w:color w:val="000000" w:themeColor="text1"/>
+        <w:color w:val="000000"/>
       </w:rPr>
     </w:tblStylePr>
     <w:tblStylePr w:type="nwCell">
       <w:rPr>
-        <w:color w:val="000000" w:themeColor="text1"/>
+        <w:color w:val="000000"/>
       </w:rPr>
     </w:tblStylePr>
   </w:style>
@@ -12886,7 +12887,7 @@
       <w:spacing w:after="0" w:line="240" w:lineRule="auto"/>
     </w:pPr>
     <w:rPr>
-      <w:color w:val="000000" w:themeColor="text1"/>
+      <w:color w:val="000000"/>
     </w:rPr>
     <w:tblPr>
       <w:tblStyleRowBandSize w:val="1"/>
@@ -12906,7 +12907,7 @@
       <w:rPr>
         <w:b/>
         <w:bCs/>
-        <w:color w:val="FFFFFF" w:themeColor="background1"/>
+        <w:color w:val="000000"/>
       </w:rPr>
       <w:tblPr/>
       <w:tcPr>
@@ -12920,7 +12921,7 @@
       <w:rPr>
         <w:b/>
         <w:bCs/>
-        <w:color w:val="9E3A38" w:themeColor="accent2" w:themeShade="CC"/>
+        <w:color w:val="000000"/>
       </w:rPr>
       <w:tblPr/>
       <w:tcPr>
@@ -12972,7 +12973,7 @@
       <w:spacing w:after="0" w:line="240" w:lineRule="auto"/>
     </w:pPr>
     <w:rPr>
-      <w:color w:val="000000" w:themeColor="text1"/>
+      <w:color w:val="000000"/>
     </w:rPr>
     <w:tblPr>
       <w:tblStyleRowBandSize w:val="1"/>
@@ -12992,7 +12993,7 @@
       <w:rPr>
         <w:b/>
         <w:bCs/>
-        <w:color w:val="FFFFFF" w:themeColor="background1"/>
+        <w:color w:val="000000"/>
       </w:rPr>
       <w:tblPr/>
       <w:tcPr>
@@ -13006,7 +13007,7 @@
       <w:rPr>
         <w:b/>
         <w:bCs/>
-        <w:color w:val="9E3A38" w:themeColor="accent2" w:themeShade="CC"/>
+        <w:color w:val="000000"/>
       </w:rPr>
       <w:tblPr/>
       <w:tcPr>
@@ -13058,7 +13059,7 @@
       <w:spacing w:after="0" w:line="240" w:lineRule="auto"/>
     </w:pPr>
     <w:rPr>
-      <w:color w:val="000000" w:themeColor="text1"/>
+      <w:color w:val="000000"/>
     </w:rPr>
     <w:tblPr>
       <w:tblStyleRowBandSize w:val="1"/>
@@ -13078,7 +13079,7 @@
       <w:rPr>
         <w:b/>
         <w:bCs/>
-        <w:color w:val="FFFFFF" w:themeColor="background1"/>
+        <w:color w:val="000000"/>
       </w:rPr>
       <w:tblPr/>
       <w:tcPr>
@@ -13092,7 +13093,7 @@
       <w:rPr>
         <w:b/>
         <w:bCs/>
-        <w:color w:val="9E3A38" w:themeColor="accent2" w:themeShade="CC"/>
+        <w:color w:val="000000"/>
       </w:rPr>
       <w:tblPr/>
       <w:tcPr>
@@ -13144,7 +13145,7 @@
       <w:spacing w:after="0" w:line="240" w:lineRule="auto"/>
     </w:pPr>
     <w:rPr>
-      <w:color w:val="000000" w:themeColor="text1"/>
+      <w:color w:val="000000"/>
     </w:rPr>
     <w:tblPr>
       <w:tblStyleRowBandSize w:val="1"/>
@@ -13164,7 +13165,7 @@
       <w:rPr>
         <w:b/>
         <w:bCs/>
-        <w:color w:val="FFFFFF" w:themeColor="background1"/>
+        <w:color w:val="000000"/>
       </w:rPr>
       <w:tblPr/>
       <w:tcPr>
@@ -13178,7 +13179,7 @@
       <w:rPr>
         <w:b/>
         <w:bCs/>
-        <w:color w:val="664E82" w:themeColor="accent4" w:themeShade="CC"/>
+        <w:color w:val="000000"/>
       </w:rPr>
       <w:tblPr/>
       <w:tcPr>
@@ -13230,7 +13231,7 @@
       <w:spacing w:after="0" w:line="240" w:lineRule="auto"/>
     </w:pPr>
     <w:rPr>
-      <w:color w:val="000000" w:themeColor="text1"/>
+      <w:color w:val="000000"/>
     </w:rPr>
     <w:tblPr>
       <w:tblStyleRowBandSize w:val="1"/>
@@ -13250,7 +13251,7 @@
       <w:rPr>
         <w:b/>
         <w:bCs/>
-        <w:color w:val="FFFFFF" w:themeColor="background1"/>
+        <w:color w:val="000000"/>
       </w:rPr>
       <w:tblPr/>
       <w:tcPr>
@@ -13264,7 +13265,7 @@
       <w:rPr>
         <w:b/>
         <w:bCs/>
-        <w:color w:val="7E9C40" w:themeColor="accent3" w:themeShade="CC"/>
+        <w:color w:val="000000"/>
       </w:rPr>
       <w:tblPr/>
       <w:tcPr>
@@ -13316,7 +13317,7 @@
       <w:spacing w:after="0" w:line="240" w:lineRule="auto"/>
     </w:pPr>
     <w:rPr>
-      <w:color w:val="000000" w:themeColor="text1"/>
+      <w:color w:val="000000"/>
     </w:rPr>
     <w:tblPr>
       <w:tblStyleRowBandSize w:val="1"/>
@@ -13336,7 +13337,7 @@
       <w:rPr>
         <w:b/>
         <w:bCs/>
-        <w:color w:val="FFFFFF" w:themeColor="background1"/>
+        <w:color w:val="000000"/>
       </w:rPr>
       <w:tblPr/>
       <w:tcPr>
@@ -13350,7 +13351,7 @@
       <w:rPr>
         <w:b/>
         <w:bCs/>
-        <w:color w:val="F2730A" w:themeColor="accent6" w:themeShade="CC"/>
+        <w:color w:val="000000"/>
       </w:rPr>
       <w:tblPr/>
       <w:tcPr>
@@ -13402,7 +13403,7 @@
       <w:spacing w:after="0" w:line="240" w:lineRule="auto"/>
     </w:pPr>
     <w:rPr>
-      <w:color w:val="000000" w:themeColor="text1"/>
+      <w:color w:val="000000"/>
     </w:rPr>
     <w:tblPr>
       <w:tblStyleRowBandSize w:val="1"/>
@@ -13422,7 +13423,7 @@
       <w:rPr>
         <w:b/>
         <w:bCs/>
-        <w:color w:val="FFFFFF" w:themeColor="background1"/>
+        <w:color w:val="000000"/>
       </w:rPr>
       <w:tblPr/>
       <w:tcPr>
@@ -13436,7 +13437,7 @@
       <w:rPr>
         <w:b/>
         <w:bCs/>
-        <w:color w:val="348DA5" w:themeColor="accent5" w:themeShade="CC"/>
+        <w:color w:val="000000"/>
       </w:rPr>
       <w:tblPr/>
       <w:tcPr>
@@ -13488,7 +13489,7 @@
       <w:spacing w:after="0" w:line="240" w:lineRule="auto"/>
     </w:pPr>
     <w:rPr>
-      <w:color w:val="000000" w:themeColor="text1"/>
+      <w:color w:val="000000"/>
     </w:rPr>
     <w:tblPr>
       <w:tblStyleRowBandSize w:val="1"/>
@@ -13521,7 +13522,7 @@
       <w:rPr>
         <w:b/>
         <w:bCs/>
-        <w:color w:val="000000" w:themeColor="text1"/>
+        <w:color w:val="000000"/>
       </w:rPr>
       <w:tblPr/>
       <w:tcPr>
@@ -13530,7 +13531,7 @@
     </w:tblStylePr>
     <w:tblStylePr w:type="firstCol">
       <w:rPr>
-        <w:color w:val="FFFFFF" w:themeColor="background1"/>
+        <w:color w:val="000000"/>
       </w:rPr>
       <w:tblPr/>
       <w:tcPr>
@@ -13539,7 +13540,7 @@
     </w:tblStylePr>
     <w:tblStylePr w:type="lastCol">
       <w:rPr>
-        <w:color w:val="FFFFFF" w:themeColor="background1"/>
+        <w:color w:val="000000"/>
       </w:rPr>
       <w:tblPr/>
       <w:tcPr>
@@ -13568,7 +13569,7 @@
       <w:spacing w:after="0" w:line="240" w:lineRule="auto"/>
     </w:pPr>
     <w:rPr>
-      <w:color w:val="000000" w:themeColor="text1"/>
+      <w:color w:val="000000"/>
     </w:rPr>
     <w:tblPr>
       <w:tblStyleRowBandSize w:val="1"/>
@@ -13601,7 +13602,7 @@
       <w:rPr>
         <w:b/>
         <w:bCs/>
-        <w:color w:val="000000" w:themeColor="text1"/>
+        <w:color w:val="000000"/>
       </w:rPr>
       <w:tblPr/>
       <w:tcPr>
@@ -13610,7 +13611,7 @@
     </w:tblStylePr>
     <w:tblStylePr w:type="firstCol">
       <w:rPr>
-        <w:color w:val="FFFFFF" w:themeColor="background1"/>
+        <w:color w:val="000000"/>
       </w:rPr>
       <w:tblPr/>
       <w:tcPr>
@@ -13619,7 +13620,7 @@
     </w:tblStylePr>
     <w:tblStylePr w:type="lastCol">
       <w:rPr>
-        <w:color w:val="FFFFFF" w:themeColor="background1"/>
+        <w:color w:val="000000"/>
       </w:rPr>
       <w:tblPr/>
       <w:tcPr>
@@ -13648,7 +13649,7 @@
       <w:spacing w:after="0" w:line="240" w:lineRule="auto"/>
     </w:pPr>
     <w:rPr>
-      <w:color w:val="000000" w:themeColor="text1"/>
+      <w:color w:val="000000"/>
     </w:rPr>
     <w:tblPr>
       <w:tblStyleRowBandSize w:val="1"/>
@@ -13681,7 +13682,7 @@
       <w:rPr>
         <w:b/>
         <w:bCs/>
-        <w:color w:val="000000" w:themeColor="text1"/>
+        <w:color w:val="000000"/>
       </w:rPr>
       <w:tblPr/>
       <w:tcPr>
@@ -13690,7 +13691,7 @@
     </w:tblStylePr>
     <w:tblStylePr w:type="firstCol">
       <w:rPr>
-        <w:color w:val="FFFFFF" w:themeColor="background1"/>
+        <w:color w:val="000000"/>
       </w:rPr>
       <w:tblPr/>
       <w:tcPr>
@@ -13699,7 +13700,7 @@
     </w:tblStylePr>
     <w:tblStylePr w:type="lastCol">
       <w:rPr>
-        <w:color w:val="FFFFFF" w:themeColor="background1"/>
+        <w:color w:val="000000"/>
       </w:rPr>
       <w:tblPr/>
       <w:tcPr>
@@ -13728,7 +13729,7 @@
       <w:spacing w:after="0" w:line="240" w:lineRule="auto"/>
     </w:pPr>
     <w:rPr>
-      <w:color w:val="000000" w:themeColor="text1"/>
+      <w:color w:val="000000"/>
     </w:rPr>
     <w:tblPr>
       <w:tblStyleRowBandSize w:val="1"/>
@@ -13761,7 +13762,7 @@
       <w:rPr>
         <w:b/>
         <w:bCs/>
-        <w:color w:val="000000" w:themeColor="text1"/>
+        <w:color w:val="000000"/>
       </w:rPr>
       <w:tblPr/>
       <w:tcPr>
@@ -13770,7 +13771,7 @@
     </w:tblStylePr>
     <w:tblStylePr w:type="firstCol">
       <w:rPr>
-        <w:color w:val="FFFFFF" w:themeColor="background1"/>
+        <w:color w:val="000000"/>
       </w:rPr>
       <w:tblPr/>
       <w:tcPr>
@@ -13779,7 +13780,7 @@
     </w:tblStylePr>
     <w:tblStylePr w:type="lastCol">
       <w:rPr>
-        <w:color w:val="FFFFFF" w:themeColor="background1"/>
+        <w:color w:val="000000"/>
       </w:rPr>
       <w:tblPr/>
       <w:tcPr>
@@ -13808,7 +13809,7 @@
       <w:spacing w:after="0" w:line="240" w:lineRule="auto"/>
     </w:pPr>
     <w:rPr>
-      <w:color w:val="000000" w:themeColor="text1"/>
+      <w:color w:val="000000"/>
     </w:rPr>
     <w:tblPr>
       <w:tblStyleRowBandSize w:val="1"/>
@@ -13841,7 +13842,7 @@
       <w:rPr>
         <w:b/>
         <w:bCs/>
-        <w:color w:val="000000" w:themeColor="text1"/>
+        <w:color w:val="000000"/>
       </w:rPr>
       <w:tblPr/>
       <w:tcPr>
@@ -13850,7 +13851,7 @@
     </w:tblStylePr>
     <w:tblStylePr w:type="firstCol">
       <w:rPr>
-        <w:color w:val="FFFFFF" w:themeColor="background1"/>
+        <w:color w:val="000000"/>
       </w:rPr>
       <w:tblPr/>
       <w:tcPr>
@@ -13859,7 +13860,7 @@
     </w:tblStylePr>
     <w:tblStylePr w:type="lastCol">
       <w:rPr>
-        <w:color w:val="FFFFFF" w:themeColor="background1"/>
+        <w:color w:val="000000"/>
       </w:rPr>
       <w:tblPr/>
       <w:tcPr>
@@ -13888,7 +13889,7 @@
       <w:spacing w:after="0" w:line="240" w:lineRule="auto"/>
     </w:pPr>
     <w:rPr>
-      <w:color w:val="000000" w:themeColor="text1"/>
+      <w:color w:val="000000"/>
     </w:rPr>
     <w:tblPr>
       <w:tblStyleRowBandSize w:val="1"/>
@@ -13921,7 +13922,7 @@
       <w:rPr>
         <w:b/>
         <w:bCs/>
-        <w:color w:val="000000" w:themeColor="text1"/>
+        <w:color w:val="000000"/>
       </w:rPr>
       <w:tblPr/>
       <w:tcPr>
@@ -13930,7 +13931,7 @@
     </w:tblStylePr>
     <w:tblStylePr w:type="firstCol">
       <w:rPr>
-        <w:color w:val="FFFFFF" w:themeColor="background1"/>
+        <w:color w:val="000000"/>
       </w:rPr>
       <w:tblPr/>
       <w:tcPr>
@@ -13939,7 +13940,7 @@
     </w:tblStylePr>
     <w:tblStylePr w:type="lastCol">
       <w:rPr>
-        <w:color w:val="FFFFFF" w:themeColor="background1"/>
+        <w:color w:val="000000"/>
       </w:rPr>
       <w:tblPr/>
       <w:tcPr>
@@ -13968,7 +13969,7 @@
       <w:spacing w:after="0" w:line="240" w:lineRule="auto"/>
     </w:pPr>
     <w:rPr>
-      <w:color w:val="000000" w:themeColor="text1"/>
+      <w:color w:val="000000"/>
     </w:rPr>
     <w:tblPr>
       <w:tblStyleRowBandSize w:val="1"/>
@@ -14001,7 +14002,7 @@
       <w:rPr>
         <w:b/>
         <w:bCs/>
-        <w:color w:val="000000" w:themeColor="text1"/>
+        <w:color w:val="000000"/>
       </w:rPr>
       <w:tblPr/>
       <w:tcPr>
@@ -14010,7 +14011,7 @@
     </w:tblStylePr>
     <w:tblStylePr w:type="firstCol">
       <w:rPr>
-        <w:color w:val="FFFFFF" w:themeColor="background1"/>
+        <w:color w:val="000000"/>
       </w:rPr>
       <w:tblPr/>
       <w:tcPr>
@@ -14019,7 +14020,7 @@
     </w:tblStylePr>
     <w:tblStylePr w:type="lastCol">
       <w:rPr>
-        <w:color w:val="FFFFFF" w:themeColor="background1"/>
+        <w:color w:val="000000"/>
       </w:rPr>
       <w:tblPr/>
       <w:tcPr>
